--- a/T1_Template_Spot-Check_Summary.docx
+++ b/T1_Template_Spot-Check_Summary.docx
@@ -858,7 +858,7 @@
           <w:szCs w:val="22"/>
           <w:rtl w:val="0"/>
         </w:rPr>
-        <w:t xml:space="preserve"> [preencher]</w:t>
+        <w:t xml:space="preserve"> Previsão da intenção de compra em sessões de e-commerce: spot-checking de algoritmos de classificação</w:t>
       </w:r>
     </w:p>
     <w:p>
@@ -887,7 +887,7 @@
           <w:szCs w:val="22"/>
           <w:rtl w:val="0"/>
         </w:rPr>
-        <w:t xml:space="preserve"> [preencher]</w:t>
+        <w:t xml:space="preserve">Online Shoppers Purchasing Intention Dataset (Sakar et al., 2019), disponível no UCI Machine Learning Repository (ID 468): https://archive.ics.uci.edu/dataset/468/online+shoppers+purchasing+intention+dataset. Cada instância é uma sessão de navegação em uma loja online, coletada ao longo de um ano, com métricas de páginas visitadas, tempo de permanência e indicadores do Google Analytics.</w:t>
       </w:r>
     </w:p>
     <w:p>
@@ -916,7 +916,7 @@
           <w:szCs w:val="22"/>
           <w:rtl w:val="0"/>
         </w:rPr>
-        <w:t xml:space="preserve"> [preencher]</w:t>
+        <w:t xml:space="preserve">Revenue (booleana), que indica se a sessão terminou em compra. O objetivo é desenvolver um modelo de classificação binária capaz de prever, a partir do comportamento de navegação e de informações contextuais da sessão (mês, tipo de visitante, origem do tráfego etc.), se o visitante irá realizar uma compra.</w:t>
       </w:r>
     </w:p>
     <w:p>
@@ -945,7 +945,7 @@
           <w:szCs w:val="22"/>
           <w:rtl w:val="0"/>
         </w:rPr>
-        <w:t xml:space="preserve">: [preencher – número de instâncias, número de atributos utilizados e, quando aplicável, distribuição das classes]</w:t>
+        <w:t xml:space="preserve">: 12.330 instâncias (sessões) e 17 atributos preditivos, todos utilizados: 10 numéricos (contagem e duração de páginas administrativas, informativas e de produto; BounceRates; ExitRates; PageValues; SpecialDay) e 7 categóricos (Month, VisitorType, Weekend, OperatingSystems, Browser, Region e TrafficType). Após o One-Hot Encoding, os modelos recebem 75 colunas. As classes são desbalanceadas: 10.422 sessões sem compra (84,5%) e 1.908 com compra (15,5%), razão de 5,46:1.</w:t>
       </w:r>
     </w:p>
     <w:p>
@@ -1304,11 +1304,10 @@
     </w:p>
     <w:p>
       <w:pPr>
+        <w:spacing w:after="120"/>
         <w:jc w:val="both"/>
         <w:rPr>
           <w:rFonts w:ascii="Arial" w:cs="Arial" w:eastAsia="Arial" w:hAnsi="Arial"/>
-          <w:i w:val="1"/>
-          <w:iCs w:val="1"/>
           <w:sz w:val="22"/>
           <w:szCs w:val="22"/>
         </w:rPr>
@@ -1316,13 +1315,177 @@
       <w:r>
         <w:rPr>
           <w:rFonts w:ascii="Arial" w:cs="Arial" w:eastAsia="Arial" w:hAnsi="Arial"/>
-          <w:i w:val="1"/>
-          <w:iCs w:val="1"/>
+          <w:b w:val="1"/>
+          <w:bCs w:val="1"/>
           <w:sz w:val="22"/>
           <w:szCs w:val="22"/>
           <w:rtl w:val="0"/>
         </w:rPr>
-        <w:t xml:space="preserve">[Escreva aqui um resumo curto das principais decisões de preparação dos dados.]</w:t>
+        <w:t xml:space="preserve">Atributos disponíveis e utilizados: </w:t>
+      </w:r>
+      <w:r>
+        <w:rPr>
+          <w:rFonts w:ascii="Arial" w:cs="Arial" w:eastAsia="Arial" w:hAnsi="Arial"/>
+          <w:sz w:val="22"/>
+          <w:szCs w:val="22"/>
+          <w:rtl w:val="0"/>
+        </w:rPr>
+        <w:t xml:space="preserve">todos os 17 atributos foram mantidos. Nenhum se mostrou irrelevante ou problemático a ponto de justificar a remoção nesta etapa de spot-checking; a seleção de atributos fica para investigação posterior.</w:t>
+      </w:r>
+    </w:p>
+    <w:p>
+      <w:pPr>
+        <w:spacing w:after="120"/>
+        <w:jc w:val="both"/>
+        <w:rPr>
+          <w:rFonts w:ascii="Arial" w:cs="Arial" w:eastAsia="Arial" w:hAnsi="Arial"/>
+          <w:sz w:val="22"/>
+          <w:szCs w:val="22"/>
+        </w:rPr>
+      </w:pPr>
+      <w:r>
+        <w:rPr>
+          <w:rFonts w:ascii="Arial" w:cs="Arial" w:eastAsia="Arial" w:hAnsi="Arial"/>
+          <w:b w:val="1"/>
+          <w:bCs w:val="1"/>
+          <w:sz w:val="22"/>
+          <w:szCs w:val="22"/>
+          <w:rtl w:val="0"/>
+        </w:rPr>
+        <w:t xml:space="preserve">Valores ausentes e inconsistências: </w:t>
+      </w:r>
+      <w:r>
+        <w:rPr>
+          <w:rFonts w:ascii="Arial" w:cs="Arial" w:eastAsia="Arial" w:hAnsi="Arial"/>
+          <w:sz w:val="22"/>
+          <w:szCs w:val="22"/>
+          <w:rtl w:val="0"/>
+        </w:rPr>
+        <w:t xml:space="preserve">o dataset não possui valores faltantes. Foram encontradas 125 linhas duplicadas (1,01%), nenhuma com alvo conflitante. Elas foram mantidas, pois correspondem majoritariamente a sessões curtas legítimas (uma única página visitada, BounceRates = ExitRates = 0,2, sem compra), comportamento plausível de visitantes reais; removê-las alteraria a distribuição real dos dados, e o risco de vazamento entre folds é desprezível.</w:t>
+      </w:r>
+    </w:p>
+    <w:p>
+      <w:pPr>
+        <w:spacing w:after="120"/>
+        <w:jc w:val="both"/>
+        <w:rPr>
+          <w:rFonts w:ascii="Arial" w:cs="Arial" w:eastAsia="Arial" w:hAnsi="Arial"/>
+          <w:sz w:val="22"/>
+          <w:szCs w:val="22"/>
+        </w:rPr>
+      </w:pPr>
+      <w:r>
+        <w:rPr>
+          <w:rFonts w:ascii="Arial" w:cs="Arial" w:eastAsia="Arial" w:hAnsi="Arial"/>
+          <w:b w:val="1"/>
+          <w:bCs w:val="1"/>
+          <w:sz w:val="22"/>
+          <w:szCs w:val="22"/>
+          <w:rtl w:val="0"/>
+        </w:rPr>
+        <w:t xml:space="preserve">Codificação das variáveis: </w:t>
+      </w:r>
+      <w:r>
+        <w:rPr>
+          <w:rFonts w:ascii="Arial" w:cs="Arial" w:eastAsia="Arial" w:hAnsi="Arial"/>
+          <w:sz w:val="22"/>
+          <w:szCs w:val="22"/>
+          <w:rtl w:val="0"/>
+        </w:rPr>
+        <w:t xml:space="preserve">os 7 atributos categóricos são nominais e foram codificados com One-Hot Encoding. OperatingSystems, Browser, Region e TrafficType são armazenados como inteiros, mas representam códigos sem relação de ordem (ex.: Region = 9 não é "maior" que Region = 1); tratá-los como numéricos imporia uma ordem e uma distância artificiais. Weekend (booleano) também foi tratado como categórico. A codificação é feita dentro do pipeline, com handle_unknown="ignore" para categorias raras ausentes em algum fold de treino.</w:t>
+      </w:r>
+    </w:p>
+    <w:p>
+      <w:pPr>
+        <w:spacing w:after="120"/>
+        <w:jc w:val="both"/>
+        <w:rPr>
+          <w:rFonts w:ascii="Arial" w:cs="Arial" w:eastAsia="Arial" w:hAnsi="Arial"/>
+          <w:sz w:val="22"/>
+          <w:szCs w:val="22"/>
+        </w:rPr>
+      </w:pPr>
+      <w:r>
+        <w:rPr>
+          <w:rFonts w:ascii="Arial" w:cs="Arial" w:eastAsia="Arial" w:hAnsi="Arial"/>
+          <w:b w:val="1"/>
+          <w:bCs w:val="1"/>
+          <w:sz w:val="22"/>
+          <w:szCs w:val="22"/>
+          <w:rtl w:val="0"/>
+        </w:rPr>
+        <w:t xml:space="preserve">Padronização: </w:t>
+      </w:r>
+      <w:r>
+        <w:rPr>
+          <w:rFonts w:ascii="Arial" w:cs="Arial" w:eastAsia="Arial" w:hAnsi="Arial"/>
+          <w:sz w:val="22"/>
+          <w:szCs w:val="22"/>
+          <w:rtl w:val="0"/>
+        </w:rPr>
+        <w:t xml:space="preserve">os 10 atributos numéricos foram padronizados com StandardScaler (média 0, desvio-padrão 1). A EDA mostrou escalas muito diferentes e forte assimetria à direita (ex.: ProductRelated_Duration com mediana de ~599 s e máximo de ~63.974 s; PageValues igual a zero em mais de 75% das sessões). A padronização é necessária para modelos baseados em distância (kNN) e em otimização (Regressão Logística), e para o próprio SMOTENC, que usa vizinhos mais próximos.</w:t>
+      </w:r>
+    </w:p>
+    <w:p>
+      <w:pPr>
+        <w:spacing w:after="120"/>
+        <w:jc w:val="both"/>
+        <w:rPr>
+          <w:rFonts w:ascii="Arial" w:cs="Arial" w:eastAsia="Arial" w:hAnsi="Arial"/>
+          <w:sz w:val="22"/>
+          <w:szCs w:val="22"/>
+        </w:rPr>
+      </w:pPr>
+      <w:r>
+        <w:rPr>
+          <w:rFonts w:ascii="Arial" w:cs="Arial" w:eastAsia="Arial" w:hAnsi="Arial"/>
+          <w:b w:val="1"/>
+          <w:bCs w:val="1"/>
+          <w:sz w:val="22"/>
+          <w:szCs w:val="22"/>
+          <w:rtl w:val="0"/>
+        </w:rPr>
+        <w:t xml:space="preserve">Desbalanceamento de classes: </w:t>
+      </w:r>
+      <w:r>
+        <w:rPr>
+          <w:rFonts w:ascii="Arial" w:cs="Arial" w:eastAsia="Arial" w:hAnsi="Arial"/>
+          <w:sz w:val="22"/>
+          <w:szCs w:val="22"/>
+          <w:rtl w:val="0"/>
+        </w:rPr>
+        <w:t xml:space="preserve">tratado com SMOTENC, variante do SMOTE para dados mistos, que balanceia o conjunto de treino em 1:1. Diferentemente do SMOTE, ele interpola apenas os atributos numéricos e atribui aos categóricos a categoria mais frequente entre os vizinhos, evitando amostras sintéticas impossíveis (ex.: uma sessão "37% em novembro"). O mesmo tratamento é aplicado a todos os algoritmos, mantendo a comparação justa.</w:t>
+      </w:r>
+    </w:p>
+    <w:p>
+      <w:pPr>
+        <w:spacing w:after="120"/>
+        <w:jc w:val="both"/>
+        <w:rPr>
+          <w:rFonts w:ascii="Arial" w:cs="Arial" w:eastAsia="Arial" w:hAnsi="Arial"/>
+          <w:sz w:val="22"/>
+          <w:szCs w:val="22"/>
+        </w:rPr>
+      </w:pPr>
+      <w:r>
+        <w:rPr>
+          <w:rFonts w:ascii="Arial" w:cs="Arial" w:eastAsia="Arial" w:hAnsi="Arial"/>
+          <w:b w:val="1"/>
+          <w:bCs w:val="1"/>
+          <w:sz w:val="22"/>
+          <w:szCs w:val="22"/>
+          <w:rtl w:val="0"/>
+        </w:rPr>
+        <w:t xml:space="preserve">Outras decisões que afetam a comparação: </w:t>
+      </w:r>
+      <w:r>
+        <w:rPr>
+          <w:rFonts w:ascii="Arial" w:cs="Arial" w:eastAsia="Arial" w:hAnsi="Arial"/>
+          <w:sz w:val="22"/>
+          <w:szCs w:val="22"/>
+          <w:rtl w:val="0"/>
+        </w:rPr>
+        <w:t xml:space="preserve">todas as etapas são encadeadas em um único pipeline (StandardScaler → SMOTENC → One-Hot Encoding → modelo), ajustado apenas no fold de treino de cada iteração da validação cruzada. Assim, as estatísticas de padronização, as categorias e as amostras sintéticas nunca utilizam dados de teste, evitando data leakage; o fold de teste mantém a distribuição original das classes.</w:t>
       </w:r>
     </w:p>
     <w:p>
@@ -2404,16 +2567,7 @@
           <w:szCs w:val="22"/>
           <w:rtl w:val="0"/>
         </w:rPr>
-        <w:t xml:space="preserve">5</w:t>
-      </w:r>
-      <w:r>
-        <w:rPr>
-          <w:rFonts w:ascii="Arial" w:cs="Arial" w:eastAsia="Arial" w:hAnsi="Arial"/>
-          <w:sz w:val="22"/>
-          <w:szCs w:val="22"/>
-          <w:rtl w:val="0"/>
-        </w:rPr>
-        <w:t xml:space="preserve">.2 Gráfico comparativo</w:t>
+        <w:t xml:space="preserve">5.2 Gráfico comparativo</w:t>
       </w:r>
     </w:p>
     <w:p>
@@ -2912,11 +3066,6 @@
           <w:rtl w:val="0"/>
         </w:rPr>
         <w:t xml:space="preserve">Cite as referências utilizadas no desenvolvimento do trabalho.</w:t>
-      </w:r>
-      <w:r>
-        <w:rPr>
-          <w:rtl w:val="0"/>
-        </w:rPr>
       </w:r>
     </w:p>
     <w:p>

--- a/T1_Template_Spot-Check_Summary.docx
+++ b/T1_Template_Spot-Check_Summary.docx
@@ -4,450 +4,8 @@
   <w:body>
     <w:p>
       <w:pPr>
-        <w:jc w:val="center"/>
-        <w:rPr>
-          <w:rFonts w:ascii="Arial" w:cs="Arial" w:eastAsia="Arial" w:hAnsi="Arial"/>
-          <w:sz w:val="22"/>
-          <w:szCs w:val="22"/>
-        </w:rPr>
-      </w:pPr>
-      <w:r>
-        <w:rPr>
-          <w:rFonts w:ascii="Arial" w:cs="Arial" w:eastAsia="Arial" w:hAnsi="Arial"/>
-          <w:b w:val="1"/>
-          <w:bCs w:val="1"/>
-          <w:sz w:val="22"/>
-          <w:szCs w:val="22"/>
-          <w:rtl w:val="0"/>
-        </w:rPr>
-        <w:t xml:space="preserve">T1 — Spot-Check Summary</w:t>
-      </w:r>
-      <w:r>
-        <w:rPr>
-          <w:rtl w:val="0"/>
-        </w:rPr>
-      </w:r>
-    </w:p>
-    <w:p>
-      <w:pPr>
-        <w:jc w:val="center"/>
-        <w:rPr>
-          <w:rFonts w:ascii="Arial" w:cs="Arial" w:eastAsia="Arial" w:hAnsi="Arial"/>
-          <w:sz w:val="22"/>
-          <w:szCs w:val="22"/>
-        </w:rPr>
-      </w:pPr>
-      <w:r>
-        <w:rPr>
-          <w:rFonts w:ascii="Arial" w:cs="Arial" w:eastAsia="Arial" w:hAnsi="Arial"/>
-          <w:i w:val="1"/>
-          <w:iCs w:val="1"/>
-          <w:sz w:val="22"/>
-          <w:szCs w:val="22"/>
-          <w:rtl w:val="0"/>
-        </w:rPr>
-        <w:t xml:space="preserve">Resumo estruturado dos experimentos de Spot-Checking</w:t>
-      </w:r>
-      <w:r>
-        <w:rPr>
-          <w:rtl w:val="0"/>
-        </w:rPr>
-      </w:r>
-    </w:p>
-    <w:p>
-      <w:pPr>
-        <w:jc w:val="both"/>
-        <w:rPr>
-          <w:rFonts w:ascii="Arial" w:cs="Arial" w:eastAsia="Arial" w:hAnsi="Arial"/>
-          <w:b w:val="1"/>
-          <w:bCs w:val="1"/>
-          <w:sz w:val="22"/>
-          <w:szCs w:val="22"/>
-        </w:rPr>
-      </w:pPr>
-      <w:r>
-        <w:rPr>
-          <w:rFonts w:ascii="Arial" w:cs="Arial" w:eastAsia="Arial" w:hAnsi="Arial"/>
-          <w:b w:val="1"/>
-          <w:bCs w:val="1"/>
-          <w:sz w:val="22"/>
-          <w:szCs w:val="22"/>
-          <w:rtl w:val="0"/>
-        </w:rPr>
-        <w:t xml:space="preserve">Orientação geral. </w:t>
-      </w:r>
-    </w:p>
-    <w:p>
-      <w:pPr>
-        <w:jc w:val="both"/>
-        <w:rPr>
-          <w:rFonts w:ascii="Arial" w:cs="Arial" w:eastAsia="Arial" w:hAnsi="Arial"/>
-          <w:sz w:val="22"/>
-          <w:szCs w:val="22"/>
-        </w:rPr>
-      </w:pPr>
-      <w:r>
-        <w:rPr>
-          <w:rFonts w:ascii="Arial" w:cs="Arial" w:eastAsia="Arial" w:hAnsi="Arial"/>
-          <w:sz w:val="22"/>
-          <w:szCs w:val="22"/>
-          <w:rtl w:val="0"/>
-        </w:rPr>
-        <w:t xml:space="preserve">Este documento deve apresentar, de forma concisa, as principais decisões, resultados e conclusões do T1. O notebook é o artefato principal para detalhar procedimentos, código, análises e resultados intermediários. Evite reproduzir no relatório todo o conteúdo do notebook.</w:t>
-      </w:r>
-    </w:p>
-    <w:p>
-      <w:pPr>
-        <w:jc w:val="both"/>
-        <w:rPr>
-          <w:rFonts w:ascii="Arial" w:cs="Arial" w:eastAsia="Arial" w:hAnsi="Arial"/>
-          <w:sz w:val="22"/>
-          <w:szCs w:val="22"/>
-        </w:rPr>
-      </w:pPr>
-      <w:r>
-        <w:rPr>
-          <w:rFonts w:ascii="Arial" w:cs="Arial" w:eastAsia="Arial" w:hAnsi="Arial"/>
-          <w:sz w:val="22"/>
-          <w:szCs w:val="22"/>
-          <w:rtl w:val="0"/>
-        </w:rPr>
-        <w:t xml:space="preserve">Cada grupo deve entregar um documento conforme este template. Ao fazer a sua entrega, delete do documento esta primeira página de orientações.</w:t>
-      </w:r>
-    </w:p>
-    <w:p>
-      <w:pPr>
-        <w:jc w:val="both"/>
-        <w:rPr>
-          <w:rFonts w:ascii="Arial" w:cs="Arial" w:eastAsia="Arial" w:hAnsi="Arial"/>
-          <w:sz w:val="22"/>
-          <w:szCs w:val="22"/>
-        </w:rPr>
-      </w:pPr>
-      <w:r>
-        <w:rPr>
-          <w:rtl w:val="0"/>
-        </w:rPr>
-      </w:r>
-    </w:p>
-    <w:p>
-      <w:pPr>
-        <w:jc w:val="both"/>
-        <w:rPr>
-          <w:rFonts w:ascii="Arial" w:cs="Arial" w:eastAsia="Arial" w:hAnsi="Arial"/>
-          <w:sz w:val="22"/>
-          <w:szCs w:val="22"/>
-        </w:rPr>
-      </w:pPr>
-      <w:r>
-        <w:rPr>
-          <w:rtl w:val="0"/>
-        </w:rPr>
-      </w:r>
-    </w:p>
-    <w:p>
-      <w:pPr>
-        <w:jc w:val="both"/>
-        <w:rPr>
-          <w:rFonts w:ascii="Arial" w:cs="Arial" w:eastAsia="Arial" w:hAnsi="Arial"/>
-          <w:sz w:val="22"/>
-          <w:szCs w:val="22"/>
-        </w:rPr>
-      </w:pPr>
-      <w:r>
-        <w:rPr>
-          <w:rtl w:val="0"/>
-        </w:rPr>
-      </w:r>
-    </w:p>
-    <w:p>
-      <w:pPr>
-        <w:jc w:val="both"/>
-        <w:rPr>
-          <w:rFonts w:ascii="Arial" w:cs="Arial" w:eastAsia="Arial" w:hAnsi="Arial"/>
-          <w:sz w:val="22"/>
-          <w:szCs w:val="22"/>
-        </w:rPr>
-      </w:pPr>
-      <w:r>
-        <w:rPr>
-          <w:rtl w:val="0"/>
-        </w:rPr>
-      </w:r>
-    </w:p>
-    <w:p>
-      <w:pPr>
-        <w:jc w:val="both"/>
-        <w:rPr>
-          <w:rFonts w:ascii="Arial" w:cs="Arial" w:eastAsia="Arial" w:hAnsi="Arial"/>
-          <w:sz w:val="22"/>
-          <w:szCs w:val="22"/>
-        </w:rPr>
-      </w:pPr>
-      <w:r>
-        <w:rPr>
-          <w:rtl w:val="0"/>
-        </w:rPr>
-      </w:r>
-    </w:p>
-    <w:p>
-      <w:pPr>
-        <w:jc w:val="both"/>
-        <w:rPr>
-          <w:rFonts w:ascii="Arial" w:cs="Arial" w:eastAsia="Arial" w:hAnsi="Arial"/>
-          <w:sz w:val="22"/>
-          <w:szCs w:val="22"/>
-        </w:rPr>
-      </w:pPr>
-      <w:r>
-        <w:rPr>
-          <w:rtl w:val="0"/>
-        </w:rPr>
-      </w:r>
-    </w:p>
-    <w:p>
-      <w:pPr>
-        <w:jc w:val="both"/>
-        <w:rPr>
-          <w:rFonts w:ascii="Arial" w:cs="Arial" w:eastAsia="Arial" w:hAnsi="Arial"/>
-          <w:sz w:val="22"/>
-          <w:szCs w:val="22"/>
-        </w:rPr>
-      </w:pPr>
-      <w:r>
-        <w:rPr>
-          <w:rtl w:val="0"/>
-        </w:rPr>
-      </w:r>
-    </w:p>
-    <w:p>
-      <w:pPr>
-        <w:jc w:val="both"/>
-        <w:rPr>
-          <w:rFonts w:ascii="Arial" w:cs="Arial" w:eastAsia="Arial" w:hAnsi="Arial"/>
-          <w:sz w:val="22"/>
-          <w:szCs w:val="22"/>
-        </w:rPr>
-      </w:pPr>
-      <w:r>
-        <w:rPr>
-          <w:rtl w:val="0"/>
-        </w:rPr>
-      </w:r>
-    </w:p>
-    <w:p>
-      <w:pPr>
-        <w:jc w:val="both"/>
-        <w:rPr>
-          <w:rFonts w:ascii="Arial" w:cs="Arial" w:eastAsia="Arial" w:hAnsi="Arial"/>
-          <w:sz w:val="22"/>
-          <w:szCs w:val="22"/>
-        </w:rPr>
-      </w:pPr>
-      <w:r>
-        <w:rPr>
-          <w:rtl w:val="0"/>
-        </w:rPr>
-      </w:r>
-    </w:p>
-    <w:p>
-      <w:pPr>
-        <w:jc w:val="both"/>
-        <w:rPr>
-          <w:rFonts w:ascii="Arial" w:cs="Arial" w:eastAsia="Arial" w:hAnsi="Arial"/>
-          <w:sz w:val="22"/>
-          <w:szCs w:val="22"/>
-        </w:rPr>
-      </w:pPr>
-      <w:r>
-        <w:rPr>
-          <w:rtl w:val="0"/>
-        </w:rPr>
-      </w:r>
-    </w:p>
-    <w:p>
-      <w:pPr>
-        <w:jc w:val="both"/>
-        <w:rPr>
-          <w:rFonts w:ascii="Arial" w:cs="Arial" w:eastAsia="Arial" w:hAnsi="Arial"/>
-          <w:sz w:val="22"/>
-          <w:szCs w:val="22"/>
-        </w:rPr>
-      </w:pPr>
-      <w:r>
-        <w:rPr>
-          <w:rtl w:val="0"/>
-        </w:rPr>
-      </w:r>
-    </w:p>
-    <w:p>
-      <w:pPr>
-        <w:jc w:val="both"/>
-        <w:rPr>
-          <w:rFonts w:ascii="Arial" w:cs="Arial" w:eastAsia="Arial" w:hAnsi="Arial"/>
-          <w:sz w:val="22"/>
-          <w:szCs w:val="22"/>
-        </w:rPr>
-      </w:pPr>
-      <w:r>
-        <w:rPr>
-          <w:rtl w:val="0"/>
-        </w:rPr>
-      </w:r>
-    </w:p>
-    <w:p>
-      <w:pPr>
-        <w:jc w:val="both"/>
-        <w:rPr>
-          <w:rFonts w:ascii="Arial" w:cs="Arial" w:eastAsia="Arial" w:hAnsi="Arial"/>
-          <w:sz w:val="22"/>
-          <w:szCs w:val="22"/>
-        </w:rPr>
-      </w:pPr>
-      <w:r>
-        <w:rPr>
-          <w:rtl w:val="0"/>
-        </w:rPr>
-      </w:r>
-    </w:p>
-    <w:p>
-      <w:pPr>
-        <w:jc w:val="both"/>
-        <w:rPr>
-          <w:rFonts w:ascii="Arial" w:cs="Arial" w:eastAsia="Arial" w:hAnsi="Arial"/>
-          <w:sz w:val="22"/>
-          <w:szCs w:val="22"/>
-        </w:rPr>
-      </w:pPr>
-      <w:r>
-        <w:rPr>
-          <w:rtl w:val="0"/>
-        </w:rPr>
-      </w:r>
-    </w:p>
-    <w:p>
-      <w:pPr>
-        <w:jc w:val="both"/>
-        <w:rPr>
-          <w:rFonts w:ascii="Arial" w:cs="Arial" w:eastAsia="Arial" w:hAnsi="Arial"/>
-          <w:sz w:val="22"/>
-          <w:szCs w:val="22"/>
-        </w:rPr>
-      </w:pPr>
-      <w:r>
-        <w:rPr>
-          <w:rtl w:val="0"/>
-        </w:rPr>
-      </w:r>
-    </w:p>
-    <w:p>
-      <w:pPr>
-        <w:jc w:val="both"/>
-        <w:rPr>
-          <w:rFonts w:ascii="Arial" w:cs="Arial" w:eastAsia="Arial" w:hAnsi="Arial"/>
-          <w:sz w:val="22"/>
-          <w:szCs w:val="22"/>
-        </w:rPr>
-      </w:pPr>
-      <w:r>
-        <w:rPr>
-          <w:rtl w:val="0"/>
-        </w:rPr>
-      </w:r>
-    </w:p>
-    <w:p>
-      <w:pPr>
-        <w:jc w:val="both"/>
-        <w:rPr>
-          <w:rFonts w:ascii="Arial" w:cs="Arial" w:eastAsia="Arial" w:hAnsi="Arial"/>
-          <w:sz w:val="22"/>
-          <w:szCs w:val="22"/>
-        </w:rPr>
-      </w:pPr>
-      <w:r>
-        <w:rPr>
-          <w:rtl w:val="0"/>
-        </w:rPr>
-      </w:r>
-    </w:p>
-    <w:p>
-      <w:pPr>
-        <w:jc w:val="both"/>
-        <w:rPr>
-          <w:rFonts w:ascii="Arial" w:cs="Arial" w:eastAsia="Arial" w:hAnsi="Arial"/>
-          <w:sz w:val="22"/>
-          <w:szCs w:val="22"/>
-        </w:rPr>
-      </w:pPr>
-      <w:r>
-        <w:rPr>
-          <w:rtl w:val="0"/>
-        </w:rPr>
-      </w:r>
-    </w:p>
-    <w:p>
-      <w:pPr>
-        <w:jc w:val="both"/>
-        <w:rPr>
-          <w:rFonts w:ascii="Arial" w:cs="Arial" w:eastAsia="Arial" w:hAnsi="Arial"/>
-          <w:sz w:val="22"/>
-          <w:szCs w:val="22"/>
-        </w:rPr>
-      </w:pPr>
-      <w:r>
-        <w:rPr>
-          <w:rtl w:val="0"/>
-        </w:rPr>
-      </w:r>
-    </w:p>
-    <w:p>
-      <w:pPr>
-        <w:jc w:val="both"/>
-        <w:rPr>
-          <w:rFonts w:ascii="Arial" w:cs="Arial" w:eastAsia="Arial" w:hAnsi="Arial"/>
-          <w:sz w:val="22"/>
-          <w:szCs w:val="22"/>
-        </w:rPr>
-      </w:pPr>
-      <w:r>
-        <w:rPr>
-          <w:rtl w:val="0"/>
-        </w:rPr>
-      </w:r>
-    </w:p>
-    <w:p>
-      <w:pPr>
-        <w:jc w:val="both"/>
-        <w:rPr>
-          <w:rFonts w:ascii="Arial" w:cs="Arial" w:eastAsia="Arial" w:hAnsi="Arial"/>
-          <w:sz w:val="22"/>
-          <w:szCs w:val="22"/>
-        </w:rPr>
-      </w:pPr>
-      <w:r>
-        <w:rPr>
-          <w:rtl w:val="0"/>
-        </w:rPr>
-      </w:r>
-    </w:p>
-    <w:p>
-      <w:pPr>
-        <w:jc w:val="both"/>
-        <w:rPr>
-          <w:rFonts w:ascii="Arial" w:cs="Arial" w:eastAsia="Arial" w:hAnsi="Arial"/>
-          <w:sz w:val="22"/>
-          <w:szCs w:val="22"/>
-        </w:rPr>
-      </w:pPr>
-      <w:r>
-        <w:rPr>
-          <w:rtl w:val="0"/>
-        </w:rPr>
-      </w:r>
-    </w:p>
-    <w:p>
-      <w:pPr>
-        <w:jc w:val="center"/>
+        <w:ind w:left="2880" w:firstLine="0"/>
+        <w:jc w:val="left"/>
         <w:rPr>
           <w:rFonts w:ascii="Arial" w:cs="Arial" w:eastAsia="Arial" w:hAnsi="Arial"/>
           <w:sz w:val="22"/>
@@ -822,7 +380,7 @@
           <w:szCs w:val="22"/>
         </w:rPr>
       </w:pPr>
-      <w:bookmarkStart w:colFirst="0" w:colLast="0" w:name="_s9hw9isk2kw3" w:id="0"/>
+      <w:bookmarkStart w:colFirst="0" w:colLast="0" w:name="_2kkyup7at5vr" w:id="0"/>
       <w:bookmarkEnd w:id="0"/>
       <w:r>
         <w:rPr>
@@ -1217,6 +775,11 @@
         </w:rPr>
         <w:t xml:space="preserve">todas as etapas são encadeadas em um único pipeline (StandardScaler → SMOTENC → One-Hot Encoding → modelo), ajustado apenas no fold de treino de cada iteração da validação cruzada. Assim, as estatísticas de padronização, as categorias e as amostras sintéticas nunca utilizam dados de teste, evitando data leakage; o fold de teste mantém a distribuição original das classes.</w:t>
       </w:r>
+      <w:r>
+        <w:rPr>
+          <w:rtl w:val="0"/>
+        </w:rPr>
+      </w:r>
     </w:p>
     <w:p>
       <w:pPr>
@@ -1251,25 +814,6 @@
         <w:rPr>
           <w:rtl w:val="0"/>
         </w:rPr>
-      </w:r>
-    </w:p>
-    <w:p>
-      <w:pPr>
-        <w:jc w:val="both"/>
-        <w:rPr>
-          <w:rFonts w:ascii="Arial" w:cs="Arial" w:eastAsia="Arial" w:hAnsi="Arial"/>
-          <w:sz w:val="22"/>
-          <w:szCs w:val="22"/>
-        </w:rPr>
-      </w:pPr>
-      <w:r>
-        <w:rPr>
-          <w:rFonts w:ascii="Arial" w:cs="Arial" w:eastAsia="Arial" w:hAnsi="Arial"/>
-          <w:sz w:val="22"/>
-          <w:szCs w:val="22"/>
-          <w:rtl w:val="0"/>
-        </w:rPr>
-        <w:t xml:space="preserve">Descreva como os modelos serão comparados, preenchendo a tabela abaixo. Adicione observações adicionais necessárias em um parágrafo após a tabela.</w:t>
       </w:r>
     </w:p>
     <w:tbl>
@@ -1350,7 +894,7 @@
                 <w:szCs w:val="22"/>
                 <w:rtl w:val="0"/>
               </w:rPr>
-              <w:t xml:space="preserve">[Classificação / regressão]</w:t>
+              <w:t xml:space="preserve">Classificação binária (Revenue: compra = 1 / não compra = 0).</w:t>
             </w:r>
           </w:p>
         </w:tc>
@@ -1407,7 +951,7 @@
                 <w:szCs w:val="22"/>
                 <w:rtl w:val="0"/>
               </w:rPr>
-              <w:t xml:space="preserve">[Preencher. Por que essa métrica é adequada ao problema?]</w:t>
+              <w:t xml:space="preserve">ROC-AUC. O dataset é desbalanceado (84,5% / 15,5%), o que torna a accuracy enganosa; a ROC-AUC independe do limiar de decisão e mede a capacidade de ordenar sessões com compra acima das sem compra, o que é útil para priorizar visitantes por propensão de compra.</w:t>
             </w:r>
           </w:p>
         </w:tc>
@@ -1464,7 +1008,7 @@
                 <w:szCs w:val="22"/>
                 <w:rtl w:val="0"/>
               </w:rPr>
-              <w:t xml:space="preserve">[Preencher]</w:t>
+              <w:t xml:space="preserve">ROC-AUC, F1-macro, Accuracy, Precision e Recall (classe positiva = compra).</w:t>
             </w:r>
           </w:p>
         </w:tc>
@@ -1521,7 +1065,7 @@
                 <w:szCs w:val="22"/>
                 <w:rtl w:val="0"/>
               </w:rPr>
-              <w:t xml:space="preserve">[Preencher.  Especifique proporções de forma clara.]</w:t>
+              <w:t xml:space="preserve">Validação cruzada estratificada com 10 folds: em cada iteração, 90% dos dados (~11.097 sessões) para treino e 10% (~1.233) para teste, preservando a proporção de classes em cada fold. Não há conjunto holdout separado nesta etapa.</w:t>
             </w:r>
           </w:p>
         </w:tc>
@@ -1578,7 +1122,7 @@
                 <w:szCs w:val="22"/>
                 <w:rtl w:val="0"/>
               </w:rPr>
-              <w:t xml:space="preserve">[Preencher. Especifique número de repetições de forma clara.  Ex.: validação cruzada estratificada k-fold]</w:t>
+              <w:t xml:space="preserve">RepeatedStratifiedKFold: 10 folds × 10 repetições, com embaralhamentos diferentes = 100 avaliações por algoritmo. Semente fixa (random_state = 42), garantindo as mesmas divisões para todos os algoritmos.</w:t>
             </w:r>
           </w:p>
         </w:tc>
@@ -1635,7 +1179,7 @@
                 <w:szCs w:val="22"/>
                 <w:rtl w:val="0"/>
               </w:rPr>
-              <w:t xml:space="preserve">[Preencher / não se aplica]</w:t>
+              <w:t xml:space="preserve">SMOTENC aplicado somente ao fold de treino, balanceando as classes em 1:1. O fold de teste mantém a distribuição original.</w:t>
             </w:r>
           </w:p>
         </w:tc>
@@ -1692,7 +1236,7 @@
                 <w:szCs w:val="22"/>
                 <w:rtl w:val="0"/>
               </w:rPr>
-              <w:t xml:space="preserve">[Como os modelos serão comparados]</w:t>
+              <w:t xml:space="preserve">Média e desvio-padrão da ROC-AUC nas 100 avaliações (critério principal) e sua distribuição em box plot. As demais métricas apoiam a comparação de modelos com ROC-AUC próximas e a análise do equilíbrio entre precision e recall.</w:t>
             </w:r>
           </w:p>
         </w:tc>
@@ -1746,7 +1290,7 @@
                 <w:szCs w:val="22"/>
                 <w:rtl w:val="0"/>
               </w:rPr>
-              <w:t xml:space="preserve">[Preencher]</w:t>
+              <w:t xml:space="preserve">Todo o pré-processamento (padronização, SMOTENC e One-Hot Encoding) é encapsulado em um pipeline (imbalanced-learn) ajustado apenas no fold de treino de cada iteração; nenhuma estatística, categoria ou amostra sintética é derivada dos dados de teste.</w:t>
             </w:r>
           </w:p>
         </w:tc>
@@ -1754,6 +1298,37 @@
     </w:tbl>
     <w:p>
       <w:pPr>
+        <w:spacing w:after="200" w:lineRule="auto"/>
+        <w:jc w:val="both"/>
+        <w:rPr>
+          <w:rFonts w:ascii="Arial" w:cs="Arial" w:eastAsia="Arial" w:hAnsi="Arial"/>
+          <w:sz w:val="22"/>
+          <w:szCs w:val="22"/>
+        </w:rPr>
+      </w:pPr>
+      <w:r>
+        <w:rPr>
+          <w:rFonts w:ascii="Arial" w:cs="Arial" w:eastAsia="Arial" w:hAnsi="Arial"/>
+          <w:b w:val="1"/>
+          <w:bCs w:val="1"/>
+          <w:sz w:val="22"/>
+          <w:szCs w:val="22"/>
+          <w:rtl w:val="0"/>
+        </w:rPr>
+        <w:t xml:space="preserve">Observações: </w:t>
+      </w:r>
+      <w:r>
+        <w:rPr>
+          <w:rFonts w:ascii="Arial" w:cs="Arial" w:eastAsia="Arial" w:hAnsi="Arial"/>
+          <w:sz w:val="22"/>
+          <w:szCs w:val="22"/>
+          <w:rtl w:val="0"/>
+        </w:rPr>
+        <w:t xml:space="preserve">a reexecução completa do experimento reproduziu exatamente os mesmos valores, confirmando a reprodutibilidade. O paralelismo foi limitado a 4 processos (n_jobs = 4) por restrição de memória, sem efeito sobre os resultados.</w:t>
+      </w:r>
+    </w:p>
+    <w:p>
+      <w:pPr>
         <w:pStyle w:val="Heading1"/>
         <w:jc w:val="both"/>
         <w:rPr>
@@ -1785,25 +1360,6 @@
         <w:rPr>
           <w:rtl w:val="0"/>
         </w:rPr>
-      </w:r>
-    </w:p>
-    <w:p>
-      <w:pPr>
-        <w:jc w:val="both"/>
-        <w:rPr>
-          <w:rFonts w:ascii="Arial" w:cs="Arial" w:eastAsia="Arial" w:hAnsi="Arial"/>
-          <w:sz w:val="22"/>
-          <w:szCs w:val="22"/>
-        </w:rPr>
-      </w:pPr>
-      <w:r>
-        <w:rPr>
-          <w:rFonts w:ascii="Arial" w:cs="Arial" w:eastAsia="Arial" w:hAnsi="Arial"/>
-          <w:sz w:val="22"/>
-          <w:szCs w:val="22"/>
-          <w:rtl w:val="0"/>
-        </w:rPr>
-        <w:t xml:space="preserve">Liste os algoritmos avaliados e registre, de forma sucinta, as configurações dos hiperparâmetros utilizadas. O objetivo desta etapa é identificar modelos promissores para investigação mais aprofundada no T2.</w:t>
       </w:r>
     </w:p>
     <w:tbl>
@@ -1967,21 +1523,21 @@
           <w:tcPr/>
           <w:p>
             <w:pPr>
-              <w:jc w:val="both"/>
-              <w:rPr>
-                <w:rFonts w:ascii="Arial" w:cs="Arial" w:eastAsia="Arial" w:hAnsi="Arial"/>
-                <w:sz w:val="22"/>
-                <w:szCs w:val="22"/>
-              </w:rPr>
-            </w:pPr>
-            <w:r>
-              <w:rPr>
-                <w:rFonts w:ascii="Arial" w:cs="Arial" w:eastAsia="Arial" w:hAnsi="Arial"/>
-                <w:sz w:val="22"/>
-                <w:szCs w:val="22"/>
-                <w:rtl w:val="0"/>
-              </w:rPr>
-              <w:t xml:space="preserve">[Modelo 1]</w:t>
+              <w:jc w:val="left"/>
+              <w:rPr>
+                <w:rFonts w:ascii="Arial" w:cs="Arial" w:eastAsia="Arial" w:hAnsi="Arial"/>
+                <w:sz w:val="18"/>
+                <w:szCs w:val="18"/>
+              </w:rPr>
+            </w:pPr>
+            <w:r>
+              <w:rPr>
+                <w:rFonts w:ascii="Arial" w:cs="Arial" w:eastAsia="Arial" w:hAnsi="Arial"/>
+                <w:sz w:val="18"/>
+                <w:szCs w:val="18"/>
+                <w:rtl w:val="0"/>
+              </w:rPr>
+              <w:t xml:space="preserve">Regressão Logística</w:t>
             </w:r>
           </w:p>
         </w:tc>
@@ -1989,21 +1545,21 @@
           <w:tcPr/>
           <w:p>
             <w:pPr>
-              <w:jc w:val="both"/>
-              <w:rPr>
-                <w:rFonts w:ascii="Arial" w:cs="Arial" w:eastAsia="Arial" w:hAnsi="Arial"/>
-                <w:sz w:val="22"/>
-                <w:szCs w:val="22"/>
-              </w:rPr>
-            </w:pPr>
-            <w:r>
-              <w:rPr>
-                <w:rFonts w:ascii="Arial" w:cs="Arial" w:eastAsia="Arial" w:hAnsi="Arial"/>
-                <w:sz w:val="22"/>
-                <w:szCs w:val="22"/>
-                <w:rtl w:val="0"/>
-              </w:rPr>
-              <w:t xml:space="preserve">[Hiperparâmetros]</w:t>
+              <w:jc w:val="left"/>
+              <w:rPr>
+                <w:rFonts w:ascii="Arial" w:cs="Arial" w:eastAsia="Arial" w:hAnsi="Arial"/>
+                <w:sz w:val="18"/>
+                <w:szCs w:val="18"/>
+              </w:rPr>
+            </w:pPr>
+            <w:r>
+              <w:rPr>
+                <w:rFonts w:ascii="Arial" w:cs="Arial" w:eastAsia="Arial" w:hAnsi="Arial"/>
+                <w:sz w:val="18"/>
+                <w:szCs w:val="18"/>
+                <w:rtl w:val="0"/>
+              </w:rPr>
+              <w:t xml:space="preserve">max_iter = 1000; demais padrão (penalidade L2, C = 1, solver lbfgs).</w:t>
             </w:r>
           </w:p>
         </w:tc>
@@ -2011,21 +1567,21 @@
           <w:tcPr/>
           <w:p>
             <w:pPr>
-              <w:jc w:val="both"/>
-              <w:rPr>
-                <w:rFonts w:ascii="Arial" w:cs="Arial" w:eastAsia="Arial" w:hAnsi="Arial"/>
-                <w:sz w:val="22"/>
-                <w:szCs w:val="22"/>
-              </w:rPr>
-            </w:pPr>
-            <w:r>
-              <w:rPr>
-                <w:rFonts w:ascii="Arial" w:cs="Arial" w:eastAsia="Arial" w:hAnsi="Arial"/>
-                <w:sz w:val="22"/>
-                <w:szCs w:val="22"/>
-                <w:rtl w:val="0"/>
-              </w:rPr>
-              <w:t xml:space="preserve">[Justificativa]</w:t>
+              <w:jc w:val="left"/>
+              <w:rPr>
+                <w:rFonts w:ascii="Arial" w:cs="Arial" w:eastAsia="Arial" w:hAnsi="Arial"/>
+                <w:sz w:val="18"/>
+                <w:szCs w:val="18"/>
+              </w:rPr>
+            </w:pPr>
+            <w:r>
+              <w:rPr>
+                <w:rFonts w:ascii="Arial" w:cs="Arial" w:eastAsia="Arial" w:hAnsi="Arial"/>
+                <w:sz w:val="18"/>
+                <w:szCs w:val="18"/>
+                <w:rtl w:val="0"/>
+              </w:rPr>
+              <w:t xml:space="preserve">Modelo linear e paramétrico, baseado em otimização; baseline interpretável.</w:t>
             </w:r>
           </w:p>
         </w:tc>
@@ -2033,21 +1589,21 @@
           <w:tcPr/>
           <w:p>
             <w:pPr>
-              <w:jc w:val="both"/>
-              <w:rPr>
-                <w:rFonts w:ascii="Arial" w:cs="Arial" w:eastAsia="Arial" w:hAnsi="Arial"/>
-                <w:sz w:val="22"/>
-                <w:szCs w:val="22"/>
-              </w:rPr>
-            </w:pPr>
-            <w:r>
-              <w:rPr>
-                <w:rFonts w:ascii="Arial" w:cs="Arial" w:eastAsia="Arial" w:hAnsi="Arial"/>
-                <w:sz w:val="22"/>
-                <w:szCs w:val="22"/>
-                <w:rtl w:val="0"/>
-              </w:rPr>
-              <w:t xml:space="preserve">[Observações]</w:t>
+              <w:jc w:val="left"/>
+              <w:rPr>
+                <w:rFonts w:ascii="Arial" w:cs="Arial" w:eastAsia="Arial" w:hAnsi="Arial"/>
+                <w:sz w:val="18"/>
+                <w:szCs w:val="18"/>
+              </w:rPr>
+            </w:pPr>
+            <w:r>
+              <w:rPr>
+                <w:rFonts w:ascii="Arial" w:cs="Arial" w:eastAsia="Arial" w:hAnsi="Arial"/>
+                <w:sz w:val="18"/>
+                <w:szCs w:val="18"/>
+                <w:rtl w:val="0"/>
+              </w:rPr>
+              <w:t xml:space="preserve">Requer padronização; sensível a atributos redundantes (ex.: BounceRates × ExitRates).</w:t>
             </w:r>
           </w:p>
         </w:tc>
@@ -2061,21 +1617,21 @@
           <w:tcPr/>
           <w:p>
             <w:pPr>
-              <w:jc w:val="both"/>
-              <w:rPr>
-                <w:rFonts w:ascii="Arial" w:cs="Arial" w:eastAsia="Arial" w:hAnsi="Arial"/>
-                <w:sz w:val="22"/>
-                <w:szCs w:val="22"/>
-              </w:rPr>
-            </w:pPr>
-            <w:r>
-              <w:rPr>
-                <w:rFonts w:ascii="Arial" w:cs="Arial" w:eastAsia="Arial" w:hAnsi="Arial"/>
-                <w:sz w:val="22"/>
-                <w:szCs w:val="22"/>
-                <w:rtl w:val="0"/>
-              </w:rPr>
-              <w:t xml:space="preserve">[Modelo 2]</w:t>
+              <w:jc w:val="left"/>
+              <w:rPr>
+                <w:rFonts w:ascii="Arial" w:cs="Arial" w:eastAsia="Arial" w:hAnsi="Arial"/>
+                <w:sz w:val="18"/>
+                <w:szCs w:val="18"/>
+              </w:rPr>
+            </w:pPr>
+            <w:r>
+              <w:rPr>
+                <w:rFonts w:ascii="Arial" w:cs="Arial" w:eastAsia="Arial" w:hAnsi="Arial"/>
+                <w:sz w:val="18"/>
+                <w:szCs w:val="18"/>
+                <w:rtl w:val="0"/>
+              </w:rPr>
+              <w:t xml:space="preserve">Árvore de Decisão</w:t>
             </w:r>
           </w:p>
         </w:tc>
@@ -2083,21 +1639,21 @@
           <w:tcPr/>
           <w:p>
             <w:pPr>
-              <w:jc w:val="both"/>
-              <w:rPr>
-                <w:rFonts w:ascii="Arial" w:cs="Arial" w:eastAsia="Arial" w:hAnsi="Arial"/>
-                <w:sz w:val="22"/>
-                <w:szCs w:val="22"/>
-              </w:rPr>
-            </w:pPr>
-            <w:r>
-              <w:rPr>
-                <w:rFonts w:ascii="Arial" w:cs="Arial" w:eastAsia="Arial" w:hAnsi="Arial"/>
-                <w:sz w:val="22"/>
-                <w:szCs w:val="22"/>
-                <w:rtl w:val="0"/>
-              </w:rPr>
-              <w:t xml:space="preserve">[Hiperparâmetros]</w:t>
+              <w:jc w:val="left"/>
+              <w:rPr>
+                <w:rFonts w:ascii="Arial" w:cs="Arial" w:eastAsia="Arial" w:hAnsi="Arial"/>
+                <w:sz w:val="18"/>
+                <w:szCs w:val="18"/>
+              </w:rPr>
+            </w:pPr>
+            <w:r>
+              <w:rPr>
+                <w:rFonts w:ascii="Arial" w:cs="Arial" w:eastAsia="Arial" w:hAnsi="Arial"/>
+                <w:sz w:val="18"/>
+                <w:szCs w:val="18"/>
+                <w:rtl w:val="0"/>
+              </w:rPr>
+              <w:t xml:space="preserve">Padrão (critério Gini, sem limite de profundidade).</w:t>
             </w:r>
           </w:p>
         </w:tc>
@@ -2105,21 +1661,21 @@
           <w:tcPr/>
           <w:p>
             <w:pPr>
-              <w:jc w:val="both"/>
-              <w:rPr>
-                <w:rFonts w:ascii="Arial" w:cs="Arial" w:eastAsia="Arial" w:hAnsi="Arial"/>
-                <w:sz w:val="22"/>
-                <w:szCs w:val="22"/>
-              </w:rPr>
-            </w:pPr>
-            <w:r>
-              <w:rPr>
-                <w:rFonts w:ascii="Arial" w:cs="Arial" w:eastAsia="Arial" w:hAnsi="Arial"/>
-                <w:sz w:val="22"/>
-                <w:szCs w:val="22"/>
-                <w:rtl w:val="0"/>
-              </w:rPr>
-              <w:t xml:space="preserve">[Justificativa]</w:t>
+              <w:jc w:val="left"/>
+              <w:rPr>
+                <w:rFonts w:ascii="Arial" w:cs="Arial" w:eastAsia="Arial" w:hAnsi="Arial"/>
+                <w:sz w:val="18"/>
+                <w:szCs w:val="18"/>
+              </w:rPr>
+            </w:pPr>
+            <w:r>
+              <w:rPr>
+                <w:rFonts w:ascii="Arial" w:cs="Arial" w:eastAsia="Arial" w:hAnsi="Arial"/>
+                <w:sz w:val="18"/>
+                <w:szCs w:val="18"/>
+                <w:rtl w:val="0"/>
+              </w:rPr>
+              <w:t xml:space="preserve">Representação simbólica (regras), não linear e não paramétrica.</w:t>
             </w:r>
           </w:p>
         </w:tc>
@@ -2127,21 +1683,491 @@
           <w:tcPr/>
           <w:p>
             <w:pPr>
-              <w:jc w:val="both"/>
-              <w:rPr>
-                <w:rFonts w:ascii="Arial" w:cs="Arial" w:eastAsia="Arial" w:hAnsi="Arial"/>
-                <w:sz w:val="22"/>
-                <w:szCs w:val="22"/>
-              </w:rPr>
-            </w:pPr>
-            <w:r>
-              <w:rPr>
-                <w:rFonts w:ascii="Arial" w:cs="Arial" w:eastAsia="Arial" w:hAnsi="Arial"/>
-                <w:sz w:val="22"/>
-                <w:szCs w:val="22"/>
-                <w:rtl w:val="0"/>
-              </w:rPr>
-              <w:t xml:space="preserve">[Observações]</w:t>
+              <w:jc w:val="left"/>
+              <w:rPr>
+                <w:rFonts w:ascii="Arial" w:cs="Arial" w:eastAsia="Arial" w:hAnsi="Arial"/>
+                <w:sz w:val="18"/>
+                <w:szCs w:val="18"/>
+              </w:rPr>
+            </w:pPr>
+            <w:r>
+              <w:rPr>
+                <w:rFonts w:ascii="Arial" w:cs="Arial" w:eastAsia="Arial" w:hAnsi="Arial"/>
+                <w:sz w:val="18"/>
+                <w:szCs w:val="18"/>
+                <w:rtl w:val="0"/>
+              </w:rPr>
+              <w:t xml:space="preserve">Tende a sobreajustar; folhas puras geram probabilidades 0/1.</w:t>
+            </w:r>
+          </w:p>
+        </w:tc>
+      </w:tr>
+      <w:tr>
+        <w:trPr>
+          <w:cantSplit w:val="0"/>
+          <w:tblHeader w:val="0"/>
+        </w:trPr>
+        <w:tc>
+          <w:tcPr/>
+          <w:p>
+            <w:pPr>
+              <w:jc w:val="left"/>
+              <w:rPr>
+                <w:rFonts w:ascii="Arial" w:cs="Arial" w:eastAsia="Arial" w:hAnsi="Arial"/>
+                <w:sz w:val="18"/>
+                <w:szCs w:val="18"/>
+              </w:rPr>
+            </w:pPr>
+            <w:r>
+              <w:rPr>
+                <w:rFonts w:ascii="Arial" w:cs="Arial" w:eastAsia="Arial" w:hAnsi="Arial"/>
+                <w:sz w:val="18"/>
+                <w:szCs w:val="18"/>
+                <w:rtl w:val="0"/>
+              </w:rPr>
+              <w:t xml:space="preserve">Árvore de Decisão (max_depth = 10)</w:t>
+            </w:r>
+          </w:p>
+        </w:tc>
+        <w:tc>
+          <w:tcPr/>
+          <w:p>
+            <w:pPr>
+              <w:jc w:val="left"/>
+              <w:rPr>
+                <w:rFonts w:ascii="Arial" w:cs="Arial" w:eastAsia="Arial" w:hAnsi="Arial"/>
+                <w:sz w:val="18"/>
+                <w:szCs w:val="18"/>
+              </w:rPr>
+            </w:pPr>
+            <w:r>
+              <w:rPr>
+                <w:rFonts w:ascii="Arial" w:cs="Arial" w:eastAsia="Arial" w:hAnsi="Arial"/>
+                <w:sz w:val="18"/>
+                <w:szCs w:val="18"/>
+                <w:rtl w:val="0"/>
+              </w:rPr>
+              <w:t xml:space="preserve">max_depth = 10; demais padrão.</w:t>
+            </w:r>
+          </w:p>
+        </w:tc>
+        <w:tc>
+          <w:tcPr/>
+          <w:p>
+            <w:pPr>
+              <w:jc w:val="left"/>
+              <w:rPr>
+                <w:rFonts w:ascii="Arial" w:cs="Arial" w:eastAsia="Arial" w:hAnsi="Arial"/>
+                <w:sz w:val="18"/>
+                <w:szCs w:val="18"/>
+              </w:rPr>
+            </w:pPr>
+            <w:r>
+              <w:rPr>
+                <w:rFonts w:ascii="Arial" w:cs="Arial" w:eastAsia="Arial" w:hAnsi="Arial"/>
+                <w:sz w:val="18"/>
+                <w:szCs w:val="18"/>
+                <w:rtl w:val="0"/>
+              </w:rPr>
+              <w:t xml:space="preserve">Variação mínima: pré-poda leve para avaliar o efeito do sobreajuste.</w:t>
+            </w:r>
+          </w:p>
+        </w:tc>
+        <w:tc>
+          <w:tcPr/>
+          <w:p>
+            <w:pPr>
+              <w:jc w:val="left"/>
+              <w:rPr>
+                <w:rFonts w:ascii="Arial" w:cs="Arial" w:eastAsia="Arial" w:hAnsi="Arial"/>
+                <w:sz w:val="18"/>
+                <w:szCs w:val="18"/>
+              </w:rPr>
+            </w:pPr>
+            <w:r>
+              <w:rPr>
+                <w:rFonts w:ascii="Arial" w:cs="Arial" w:eastAsia="Arial" w:hAnsi="Arial"/>
+                <w:sz w:val="18"/>
+                <w:szCs w:val="18"/>
+                <w:rtl w:val="0"/>
+              </w:rPr>
+              <w:t xml:space="preserve">Comparação direta com a árvore sem poda.</w:t>
+            </w:r>
+          </w:p>
+        </w:tc>
+      </w:tr>
+      <w:tr>
+        <w:trPr>
+          <w:cantSplit w:val="0"/>
+          <w:tblHeader w:val="0"/>
+        </w:trPr>
+        <w:tc>
+          <w:tcPr/>
+          <w:p>
+            <w:pPr>
+              <w:jc w:val="left"/>
+              <w:rPr>
+                <w:rFonts w:ascii="Arial" w:cs="Arial" w:eastAsia="Arial" w:hAnsi="Arial"/>
+                <w:sz w:val="18"/>
+                <w:szCs w:val="18"/>
+              </w:rPr>
+            </w:pPr>
+            <w:r>
+              <w:rPr>
+                <w:rFonts w:ascii="Arial" w:cs="Arial" w:eastAsia="Arial" w:hAnsi="Arial"/>
+                <w:sz w:val="18"/>
+                <w:szCs w:val="18"/>
+                <w:rtl w:val="0"/>
+              </w:rPr>
+              <w:t xml:space="preserve">k-Nearest Neighbors</w:t>
+            </w:r>
+          </w:p>
+        </w:tc>
+        <w:tc>
+          <w:tcPr/>
+          <w:p>
+            <w:pPr>
+              <w:jc w:val="left"/>
+              <w:rPr>
+                <w:rFonts w:ascii="Arial" w:cs="Arial" w:eastAsia="Arial" w:hAnsi="Arial"/>
+                <w:sz w:val="18"/>
+                <w:szCs w:val="18"/>
+              </w:rPr>
+            </w:pPr>
+            <w:r>
+              <w:rPr>
+                <w:rFonts w:ascii="Arial" w:cs="Arial" w:eastAsia="Arial" w:hAnsi="Arial"/>
+                <w:sz w:val="18"/>
+                <w:szCs w:val="18"/>
+                <w:rtl w:val="0"/>
+              </w:rPr>
+              <w:t xml:space="preserve">k = 5, distância euclidiana, pesos uniformes.</w:t>
+            </w:r>
+          </w:p>
+        </w:tc>
+        <w:tc>
+          <w:tcPr/>
+          <w:p>
+            <w:pPr>
+              <w:jc w:val="left"/>
+              <w:rPr>
+                <w:rFonts w:ascii="Arial" w:cs="Arial" w:eastAsia="Arial" w:hAnsi="Arial"/>
+                <w:sz w:val="18"/>
+                <w:szCs w:val="18"/>
+              </w:rPr>
+            </w:pPr>
+            <w:r>
+              <w:rPr>
+                <w:rFonts w:ascii="Arial" w:cs="Arial" w:eastAsia="Arial" w:hAnsi="Arial"/>
+                <w:sz w:val="18"/>
+                <w:szCs w:val="18"/>
+                <w:rtl w:val="0"/>
+              </w:rPr>
+              <w:t xml:space="preserve">Baseado em instâncias (aprendizado preguiçoso), não paramétrico.</w:t>
+            </w:r>
+          </w:p>
+        </w:tc>
+        <w:tc>
+          <w:tcPr/>
+          <w:p>
+            <w:pPr>
+              <w:jc w:val="left"/>
+              <w:rPr>
+                <w:rFonts w:ascii="Arial" w:cs="Arial" w:eastAsia="Arial" w:hAnsi="Arial"/>
+                <w:sz w:val="18"/>
+                <w:szCs w:val="18"/>
+              </w:rPr>
+            </w:pPr>
+            <w:r>
+              <w:rPr>
+                <w:rFonts w:ascii="Arial" w:cs="Arial" w:eastAsia="Arial" w:hAnsi="Arial"/>
+                <w:sz w:val="18"/>
+                <w:szCs w:val="18"/>
+                <w:rtl w:val="0"/>
+              </w:rPr>
+              <w:t xml:space="preserve">Sensível à escala e à alta dimensionalidade (75 colunas após One-Hot).</w:t>
+            </w:r>
+          </w:p>
+        </w:tc>
+      </w:tr>
+      <w:tr>
+        <w:trPr>
+          <w:cantSplit w:val="0"/>
+          <w:tblHeader w:val="0"/>
+        </w:trPr>
+        <w:tc>
+          <w:tcPr/>
+          <w:p>
+            <w:pPr>
+              <w:jc w:val="left"/>
+              <w:rPr>
+                <w:rFonts w:ascii="Arial" w:cs="Arial" w:eastAsia="Arial" w:hAnsi="Arial"/>
+                <w:sz w:val="18"/>
+                <w:szCs w:val="18"/>
+              </w:rPr>
+            </w:pPr>
+            <w:r>
+              <w:rPr>
+                <w:rFonts w:ascii="Arial" w:cs="Arial" w:eastAsia="Arial" w:hAnsi="Arial"/>
+                <w:sz w:val="18"/>
+                <w:szCs w:val="18"/>
+                <w:rtl w:val="0"/>
+              </w:rPr>
+              <w:t xml:space="preserve">Naive Bayes (Gaussiano)</w:t>
+            </w:r>
+          </w:p>
+        </w:tc>
+        <w:tc>
+          <w:tcPr/>
+          <w:p>
+            <w:pPr>
+              <w:jc w:val="left"/>
+              <w:rPr>
+                <w:rFonts w:ascii="Arial" w:cs="Arial" w:eastAsia="Arial" w:hAnsi="Arial"/>
+                <w:sz w:val="18"/>
+                <w:szCs w:val="18"/>
+              </w:rPr>
+            </w:pPr>
+            <w:r>
+              <w:rPr>
+                <w:rFonts w:ascii="Arial" w:cs="Arial" w:eastAsia="Arial" w:hAnsi="Arial"/>
+                <w:sz w:val="18"/>
+                <w:szCs w:val="18"/>
+                <w:rtl w:val="0"/>
+              </w:rPr>
+              <w:t xml:space="preserve">Padrão.</w:t>
+            </w:r>
+          </w:p>
+        </w:tc>
+        <w:tc>
+          <w:tcPr/>
+          <w:p>
+            <w:pPr>
+              <w:jc w:val="left"/>
+              <w:rPr>
+                <w:rFonts w:ascii="Arial" w:cs="Arial" w:eastAsia="Arial" w:hAnsi="Arial"/>
+                <w:sz w:val="18"/>
+                <w:szCs w:val="18"/>
+              </w:rPr>
+            </w:pPr>
+            <w:r>
+              <w:rPr>
+                <w:rFonts w:ascii="Arial" w:cs="Arial" w:eastAsia="Arial" w:hAnsi="Arial"/>
+                <w:sz w:val="18"/>
+                <w:szCs w:val="18"/>
+                <w:rtl w:val="0"/>
+              </w:rPr>
+              <w:t xml:space="preserve">Probabilístico e generativo; supõe independência condicional entre atributos.</w:t>
+            </w:r>
+          </w:p>
+        </w:tc>
+        <w:tc>
+          <w:tcPr/>
+          <w:p>
+            <w:pPr>
+              <w:jc w:val="left"/>
+              <w:rPr>
+                <w:rFonts w:ascii="Arial" w:cs="Arial" w:eastAsia="Arial" w:hAnsi="Arial"/>
+                <w:sz w:val="18"/>
+                <w:szCs w:val="18"/>
+              </w:rPr>
+            </w:pPr>
+            <w:r>
+              <w:rPr>
+                <w:rFonts w:ascii="Arial" w:cs="Arial" w:eastAsia="Arial" w:hAnsi="Arial"/>
+                <w:sz w:val="18"/>
+                <w:szCs w:val="18"/>
+                <w:rtl w:val="0"/>
+              </w:rPr>
+              <w:t xml:space="preserve">Supõe atributos com distribuição normal, inadequado às colunas binárias do One-Hot.</w:t>
+            </w:r>
+          </w:p>
+        </w:tc>
+      </w:tr>
+      <w:tr>
+        <w:trPr>
+          <w:cantSplit w:val="0"/>
+          <w:tblHeader w:val="0"/>
+        </w:trPr>
+        <w:tc>
+          <w:tcPr/>
+          <w:p>
+            <w:pPr>
+              <w:jc w:val="left"/>
+              <w:rPr>
+                <w:rFonts w:ascii="Arial" w:cs="Arial" w:eastAsia="Arial" w:hAnsi="Arial"/>
+                <w:sz w:val="18"/>
+                <w:szCs w:val="18"/>
+              </w:rPr>
+            </w:pPr>
+            <w:r>
+              <w:rPr>
+                <w:rFonts w:ascii="Arial" w:cs="Arial" w:eastAsia="Arial" w:hAnsi="Arial"/>
+                <w:sz w:val="18"/>
+                <w:szCs w:val="18"/>
+                <w:rtl w:val="0"/>
+              </w:rPr>
+              <w:t xml:space="preserve">Random Forest</w:t>
+            </w:r>
+          </w:p>
+        </w:tc>
+        <w:tc>
+          <w:tcPr/>
+          <w:p>
+            <w:pPr>
+              <w:jc w:val="left"/>
+              <w:rPr>
+                <w:rFonts w:ascii="Arial" w:cs="Arial" w:eastAsia="Arial" w:hAnsi="Arial"/>
+                <w:sz w:val="18"/>
+                <w:szCs w:val="18"/>
+              </w:rPr>
+            </w:pPr>
+            <w:r>
+              <w:rPr>
+                <w:rFonts w:ascii="Arial" w:cs="Arial" w:eastAsia="Arial" w:hAnsi="Arial"/>
+                <w:sz w:val="18"/>
+                <w:szCs w:val="18"/>
+                <w:rtl w:val="0"/>
+              </w:rPr>
+              <w:t xml:space="preserve">n_estimators = 100; demais padrão.</w:t>
+            </w:r>
+          </w:p>
+        </w:tc>
+        <w:tc>
+          <w:tcPr/>
+          <w:p>
+            <w:pPr>
+              <w:jc w:val="left"/>
+              <w:rPr>
+                <w:rFonts w:ascii="Arial" w:cs="Arial" w:eastAsia="Arial" w:hAnsi="Arial"/>
+                <w:sz w:val="18"/>
+                <w:szCs w:val="18"/>
+              </w:rPr>
+            </w:pPr>
+            <w:r>
+              <w:rPr>
+                <w:rFonts w:ascii="Arial" w:cs="Arial" w:eastAsia="Arial" w:hAnsi="Arial"/>
+                <w:sz w:val="18"/>
+                <w:szCs w:val="18"/>
+                <w:rtl w:val="0"/>
+              </w:rPr>
+              <w:t xml:space="preserve">Ensemble por bagging de árvores; reduz a variância.</w:t>
+            </w:r>
+          </w:p>
+        </w:tc>
+        <w:tc>
+          <w:tcPr/>
+          <w:p>
+            <w:pPr>
+              <w:jc w:val="left"/>
+              <w:rPr>
+                <w:rFonts w:ascii="Arial" w:cs="Arial" w:eastAsia="Arial" w:hAnsi="Arial"/>
+                <w:sz w:val="18"/>
+                <w:szCs w:val="18"/>
+              </w:rPr>
+            </w:pPr>
+            <w:r>
+              <w:rPr>
+                <w:rFonts w:ascii="Arial" w:cs="Arial" w:eastAsia="Arial" w:hAnsi="Arial"/>
+                <w:sz w:val="18"/>
+                <w:szCs w:val="18"/>
+                <w:rtl w:val="0"/>
+              </w:rPr>
+              <w:t xml:space="preserve">Robusto a escalas, assimetria e outliers.</w:t>
+            </w:r>
+          </w:p>
+        </w:tc>
+      </w:tr>
+      <w:tr>
+        <w:trPr>
+          <w:cantSplit w:val="0"/>
+          <w:tblHeader w:val="0"/>
+        </w:trPr>
+        <w:tc>
+          <w:tcPr/>
+          <w:p>
+            <w:pPr>
+              <w:jc w:val="left"/>
+              <w:rPr>
+                <w:rFonts w:ascii="Arial" w:cs="Arial" w:eastAsia="Arial" w:hAnsi="Arial"/>
+                <w:sz w:val="18"/>
+                <w:szCs w:val="18"/>
+              </w:rPr>
+            </w:pPr>
+            <w:r>
+              <w:rPr>
+                <w:rFonts w:ascii="Arial" w:cs="Arial" w:eastAsia="Arial" w:hAnsi="Arial"/>
+                <w:sz w:val="18"/>
+                <w:szCs w:val="18"/>
+                <w:rtl w:val="0"/>
+              </w:rPr>
+              <w:t xml:space="preserve">Gradient Boosting</w:t>
+            </w:r>
+          </w:p>
+        </w:tc>
+        <w:tc>
+          <w:tcPr/>
+          <w:p>
+            <w:pPr>
+              <w:jc w:val="left"/>
+              <w:rPr>
+                <w:rFonts w:ascii="Arial" w:cs="Arial" w:eastAsia="Arial" w:hAnsi="Arial"/>
+                <w:sz w:val="18"/>
+                <w:szCs w:val="18"/>
+              </w:rPr>
+            </w:pPr>
+            <w:r>
+              <w:rPr>
+                <w:rFonts w:ascii="Arial" w:cs="Arial" w:eastAsia="Arial" w:hAnsi="Arial"/>
+                <w:sz w:val="18"/>
+                <w:szCs w:val="18"/>
+                <w:rtl w:val="0"/>
+              </w:rPr>
+              <w:t xml:space="preserve">n_estimators = 100; learning_rate = 0,1; max_depth = 3 (padrão).</w:t>
+            </w:r>
+          </w:p>
+        </w:tc>
+        <w:tc>
+          <w:tcPr/>
+          <w:p>
+            <w:pPr>
+              <w:jc w:val="left"/>
+              <w:rPr>
+                <w:rFonts w:ascii="Arial" w:cs="Arial" w:eastAsia="Arial" w:hAnsi="Arial"/>
+                <w:sz w:val="18"/>
+                <w:szCs w:val="18"/>
+              </w:rPr>
+            </w:pPr>
+            <w:r>
+              <w:rPr>
+                <w:rFonts w:ascii="Arial" w:cs="Arial" w:eastAsia="Arial" w:hAnsi="Arial"/>
+                <w:sz w:val="18"/>
+                <w:szCs w:val="18"/>
+                <w:rtl w:val="0"/>
+              </w:rPr>
+              <w:t xml:space="preserve">Ensemble por boosting; reduz o viés de forma sequencial.</w:t>
+            </w:r>
+          </w:p>
+        </w:tc>
+        <w:tc>
+          <w:tcPr/>
+          <w:p>
+            <w:pPr>
+              <w:jc w:val="left"/>
+              <w:rPr>
+                <w:rFonts w:ascii="Arial" w:cs="Arial" w:eastAsia="Arial" w:hAnsi="Arial"/>
+                <w:sz w:val="18"/>
+                <w:szCs w:val="18"/>
+              </w:rPr>
+            </w:pPr>
+            <w:r>
+              <w:rPr>
+                <w:rFonts w:ascii="Arial" w:cs="Arial" w:eastAsia="Arial" w:hAnsi="Arial"/>
+                <w:sz w:val="18"/>
+                <w:szCs w:val="18"/>
+                <w:rtl w:val="0"/>
+              </w:rPr>
+              <w:t xml:space="preserve">Treino sequencial, mais lento; costuma se destacar em dados tabulares.</w:t>
             </w:r>
           </w:p>
         </w:tc>
@@ -2164,6 +2190,7 @@
     </w:p>
     <w:p>
       <w:pPr>
+        <w:spacing w:after="200" w:lineRule="auto"/>
         <w:jc w:val="both"/>
         <w:rPr>
           <w:rFonts w:ascii="Arial" w:cs="Arial" w:eastAsia="Arial" w:hAnsi="Arial"/>
@@ -2173,12 +2200,19 @@
       </w:pPr>
       <w:r>
         <w:rPr>
-          <w:rFonts w:ascii="Arial" w:cs="Arial" w:eastAsia="Arial" w:hAnsi="Arial"/>
-          <w:sz w:val="22"/>
-          <w:szCs w:val="22"/>
-          <w:rtl w:val="0"/>
-        </w:rPr>
-        <w:t xml:space="preserve">Adicione linhas conforme necessário. Não é necessário apresentar aqui todo o código de execução; ele deve estar disponível no notebook.</w:t>
+          <w:rFonts w:ascii="Arial Unicode MS" w:cs="Arial Unicode MS" w:eastAsia="Arial Unicode MS" w:hAnsi="Arial Unicode MS"/>
+          <w:i w:val="1"/>
+          <w:iCs w:val="1"/>
+          <w:sz w:val="18"/>
+          <w:szCs w:val="18"/>
+          <w:rtl w:val="0"/>
+        </w:rPr>
+        <w:t xml:space="preserve">Todos os modelos usam random_state = 42 (quando aplicável) e o mesmo pipeline StandardScaler → SMOTENC → One-Hot Encoding → modelo. O código completo está no notebook.</w:t>
+      </w:r>
+      <w:r>
+        <w:rPr>
+          <w:rtl w:val="0"/>
+        </w:rPr>
       </w:r>
     </w:p>
     <w:p>
@@ -2221,23 +2255,1408 @@
         <w:t xml:space="preserve">5.1 Tabela comparativa</w:t>
       </w:r>
     </w:p>
-    <w:p>
-      <w:pPr>
-        <w:jc w:val="both"/>
-        <w:rPr>
-          <w:rFonts w:ascii="Arial" w:cs="Arial" w:eastAsia="Arial" w:hAnsi="Arial"/>
-          <w:sz w:val="22"/>
-          <w:szCs w:val="22"/>
-        </w:rPr>
-      </w:pPr>
-      <w:r>
-        <w:rPr>
-          <w:rFonts w:ascii="Arial" w:cs="Arial" w:eastAsia="Arial" w:hAnsi="Arial"/>
-          <w:sz w:val="22"/>
-          <w:szCs w:val="22"/>
-          <w:rtl w:val="0"/>
-        </w:rPr>
-        <w:t xml:space="preserve">Apresente os resultados obtidos para os modelos analisados em tabela, com a média e o desvio padrão das métricas analisadas.</w:t>
+    <w:tbl>
+      <w:tblPr>
+        <w:tblStyle w:val="Table4"/>
+        <w:tblW w:w="9746.0" w:type="dxa"/>
+        <w:jc w:val="center"/>
+        <w:tblBorders>
+          <w:top w:color="000000" w:space="0" w:sz="4" w:val="single"/>
+          <w:left w:color="000000" w:space="0" w:sz="4" w:val="single"/>
+          <w:bottom w:color="000000" w:space="0" w:sz="4" w:val="single"/>
+          <w:right w:color="000000" w:space="0" w:sz="4" w:val="single"/>
+          <w:insideH w:color="000000" w:space="0" w:sz="4" w:val="single"/>
+          <w:insideV w:color="000000" w:space="0" w:sz="4" w:val="single"/>
+        </w:tblBorders>
+        <w:tblLayout w:type="fixed"/>
+        <w:tblLook w:val="0000"/>
+      </w:tblPr>
+      <w:tblGrid>
+        <w:gridCol w:w="2446"/>
+        <w:gridCol w:w="1460"/>
+        <w:gridCol w:w="1460"/>
+        <w:gridCol w:w="1460"/>
+        <w:gridCol w:w="1460"/>
+        <w:gridCol w:w="1460"/>
+        <w:tblGridChange w:id="0">
+          <w:tblGrid>
+            <w:gridCol w:w="2446"/>
+            <w:gridCol w:w="1460"/>
+            <w:gridCol w:w="1460"/>
+            <w:gridCol w:w="1460"/>
+            <w:gridCol w:w="1460"/>
+            <w:gridCol w:w="1460"/>
+          </w:tblGrid>
+        </w:tblGridChange>
+      </w:tblGrid>
+      <w:tr>
+        <w:trPr>
+          <w:cantSplit w:val="0"/>
+          <w:tblHeader w:val="1"/>
+        </w:trPr>
+        <w:tc>
+          <w:tcPr>
+            <w:shd w:fill="d9d9d9" w:val="clear"/>
+            <w:vAlign w:val="center"/>
+          </w:tcPr>
+          <w:p>
+            <w:pPr>
+              <w:spacing w:after="0" w:lineRule="auto"/>
+              <w:jc w:val="left"/>
+              <w:rPr>
+                <w:rFonts w:ascii="Arial" w:cs="Arial" w:eastAsia="Arial" w:hAnsi="Arial"/>
+                <w:sz w:val="18"/>
+                <w:szCs w:val="18"/>
+              </w:rPr>
+            </w:pPr>
+            <w:r>
+              <w:rPr>
+                <w:rFonts w:ascii="Arial" w:cs="Arial" w:eastAsia="Arial" w:hAnsi="Arial"/>
+                <w:b w:val="1"/>
+                <w:bCs w:val="1"/>
+                <w:sz w:val="18"/>
+                <w:szCs w:val="18"/>
+                <w:rtl w:val="0"/>
+              </w:rPr>
+              <w:t xml:space="preserve">Modelo</w:t>
+            </w:r>
+            <w:r>
+              <w:rPr>
+                <w:rtl w:val="0"/>
+              </w:rPr>
+            </w:r>
+          </w:p>
+        </w:tc>
+        <w:tc>
+          <w:tcPr>
+            <w:shd w:fill="d9d9d9" w:val="clear"/>
+            <w:vAlign w:val="center"/>
+          </w:tcPr>
+          <w:p>
+            <w:pPr>
+              <w:spacing w:after="0" w:lineRule="auto"/>
+              <w:jc w:val="center"/>
+              <w:rPr>
+                <w:rFonts w:ascii="Arial" w:cs="Arial" w:eastAsia="Arial" w:hAnsi="Arial"/>
+                <w:sz w:val="18"/>
+                <w:szCs w:val="18"/>
+              </w:rPr>
+            </w:pPr>
+            <w:r>
+              <w:rPr>
+                <w:rFonts w:ascii="Arial" w:cs="Arial" w:eastAsia="Arial" w:hAnsi="Arial"/>
+                <w:b w:val="1"/>
+                <w:bCs w:val="1"/>
+                <w:sz w:val="18"/>
+                <w:szCs w:val="18"/>
+                <w:rtl w:val="0"/>
+              </w:rPr>
+              <w:t xml:space="preserve">ROC-AUC</w:t>
+            </w:r>
+            <w:r>
+              <w:rPr>
+                <w:rtl w:val="0"/>
+              </w:rPr>
+            </w:r>
+          </w:p>
+        </w:tc>
+        <w:tc>
+          <w:tcPr>
+            <w:shd w:fill="d9d9d9" w:val="clear"/>
+            <w:vAlign w:val="center"/>
+          </w:tcPr>
+          <w:p>
+            <w:pPr>
+              <w:spacing w:after="0" w:lineRule="auto"/>
+              <w:jc w:val="center"/>
+              <w:rPr>
+                <w:rFonts w:ascii="Arial" w:cs="Arial" w:eastAsia="Arial" w:hAnsi="Arial"/>
+                <w:sz w:val="18"/>
+                <w:szCs w:val="18"/>
+              </w:rPr>
+            </w:pPr>
+            <w:r>
+              <w:rPr>
+                <w:rFonts w:ascii="Arial" w:cs="Arial" w:eastAsia="Arial" w:hAnsi="Arial"/>
+                <w:b w:val="1"/>
+                <w:bCs w:val="1"/>
+                <w:sz w:val="18"/>
+                <w:szCs w:val="18"/>
+                <w:rtl w:val="0"/>
+              </w:rPr>
+              <w:t xml:space="preserve">F1-Macro</w:t>
+            </w:r>
+            <w:r>
+              <w:rPr>
+                <w:rtl w:val="0"/>
+              </w:rPr>
+            </w:r>
+          </w:p>
+        </w:tc>
+        <w:tc>
+          <w:tcPr>
+            <w:shd w:fill="d9d9d9" w:val="clear"/>
+            <w:vAlign w:val="center"/>
+          </w:tcPr>
+          <w:p>
+            <w:pPr>
+              <w:spacing w:after="0" w:lineRule="auto"/>
+              <w:jc w:val="center"/>
+              <w:rPr>
+                <w:rFonts w:ascii="Arial" w:cs="Arial" w:eastAsia="Arial" w:hAnsi="Arial"/>
+                <w:sz w:val="18"/>
+                <w:szCs w:val="18"/>
+              </w:rPr>
+            </w:pPr>
+            <w:r>
+              <w:rPr>
+                <w:rFonts w:ascii="Arial" w:cs="Arial" w:eastAsia="Arial" w:hAnsi="Arial"/>
+                <w:b w:val="1"/>
+                <w:bCs w:val="1"/>
+                <w:sz w:val="18"/>
+                <w:szCs w:val="18"/>
+                <w:rtl w:val="0"/>
+              </w:rPr>
+              <w:t xml:space="preserve">Accuracy</w:t>
+            </w:r>
+            <w:r>
+              <w:rPr>
+                <w:rtl w:val="0"/>
+              </w:rPr>
+            </w:r>
+          </w:p>
+        </w:tc>
+        <w:tc>
+          <w:tcPr>
+            <w:shd w:fill="d9d9d9" w:val="clear"/>
+            <w:vAlign w:val="center"/>
+          </w:tcPr>
+          <w:p>
+            <w:pPr>
+              <w:spacing w:after="0" w:lineRule="auto"/>
+              <w:jc w:val="center"/>
+              <w:rPr>
+                <w:rFonts w:ascii="Arial" w:cs="Arial" w:eastAsia="Arial" w:hAnsi="Arial"/>
+                <w:sz w:val="18"/>
+                <w:szCs w:val="18"/>
+              </w:rPr>
+            </w:pPr>
+            <w:r>
+              <w:rPr>
+                <w:rFonts w:ascii="Arial" w:cs="Arial" w:eastAsia="Arial" w:hAnsi="Arial"/>
+                <w:b w:val="1"/>
+                <w:bCs w:val="1"/>
+                <w:sz w:val="18"/>
+                <w:szCs w:val="18"/>
+                <w:rtl w:val="0"/>
+              </w:rPr>
+              <w:t xml:space="preserve">Precision</w:t>
+            </w:r>
+            <w:r>
+              <w:rPr>
+                <w:rtl w:val="0"/>
+              </w:rPr>
+            </w:r>
+          </w:p>
+        </w:tc>
+        <w:tc>
+          <w:tcPr>
+            <w:shd w:fill="d9d9d9" w:val="clear"/>
+            <w:vAlign w:val="center"/>
+          </w:tcPr>
+          <w:p>
+            <w:pPr>
+              <w:spacing w:after="0" w:lineRule="auto"/>
+              <w:jc w:val="center"/>
+              <w:rPr>
+                <w:rFonts w:ascii="Arial" w:cs="Arial" w:eastAsia="Arial" w:hAnsi="Arial"/>
+                <w:sz w:val="18"/>
+                <w:szCs w:val="18"/>
+              </w:rPr>
+            </w:pPr>
+            <w:r>
+              <w:rPr>
+                <w:rFonts w:ascii="Arial" w:cs="Arial" w:eastAsia="Arial" w:hAnsi="Arial"/>
+                <w:b w:val="1"/>
+                <w:bCs w:val="1"/>
+                <w:sz w:val="18"/>
+                <w:szCs w:val="18"/>
+                <w:rtl w:val="0"/>
+              </w:rPr>
+              <w:t xml:space="preserve">Recall</w:t>
+            </w:r>
+            <w:r>
+              <w:rPr>
+                <w:rtl w:val="0"/>
+              </w:rPr>
+            </w:r>
+          </w:p>
+        </w:tc>
+      </w:tr>
+      <w:tr>
+        <w:trPr>
+          <w:cantSplit w:val="0"/>
+          <w:tblHeader w:val="0"/>
+        </w:trPr>
+        <w:tc>
+          <w:tcPr>
+            <w:vAlign w:val="center"/>
+          </w:tcPr>
+          <w:p>
+            <w:pPr>
+              <w:spacing w:after="0" w:lineRule="auto"/>
+              <w:jc w:val="left"/>
+              <w:rPr>
+                <w:rFonts w:ascii="Arial" w:cs="Arial" w:eastAsia="Arial" w:hAnsi="Arial"/>
+                <w:sz w:val="18"/>
+                <w:szCs w:val="18"/>
+              </w:rPr>
+            </w:pPr>
+            <w:r>
+              <w:rPr>
+                <w:rFonts w:ascii="Arial" w:cs="Arial" w:eastAsia="Arial" w:hAnsi="Arial"/>
+                <w:b w:val="1"/>
+                <w:bCs w:val="1"/>
+                <w:sz w:val="18"/>
+                <w:szCs w:val="18"/>
+                <w:rtl w:val="0"/>
+              </w:rPr>
+              <w:t xml:space="preserve">1. Gradient Boosting</w:t>
+            </w:r>
+            <w:r>
+              <w:rPr>
+                <w:rtl w:val="0"/>
+              </w:rPr>
+            </w:r>
+          </w:p>
+        </w:tc>
+        <w:tc>
+          <w:tcPr>
+            <w:vAlign w:val="center"/>
+          </w:tcPr>
+          <w:p>
+            <w:pPr>
+              <w:spacing w:after="0" w:lineRule="auto"/>
+              <w:jc w:val="center"/>
+              <w:rPr>
+                <w:rFonts w:ascii="Arial" w:cs="Arial" w:eastAsia="Arial" w:hAnsi="Arial"/>
+                <w:sz w:val="18"/>
+                <w:szCs w:val="18"/>
+              </w:rPr>
+            </w:pPr>
+            <w:r>
+              <w:rPr>
+                <w:rFonts w:ascii="Arial" w:cs="Arial" w:eastAsia="Arial" w:hAnsi="Arial"/>
+                <w:b w:val="1"/>
+                <w:bCs w:val="1"/>
+                <w:sz w:val="18"/>
+                <w:szCs w:val="18"/>
+                <w:rtl w:val="0"/>
+              </w:rPr>
+              <w:t xml:space="preserve">0,9265 ± 0,0094</w:t>
+            </w:r>
+            <w:r>
+              <w:rPr>
+                <w:rtl w:val="0"/>
+              </w:rPr>
+            </w:r>
+          </w:p>
+        </w:tc>
+        <w:tc>
+          <w:tcPr>
+            <w:vAlign w:val="center"/>
+          </w:tcPr>
+          <w:p>
+            <w:pPr>
+              <w:spacing w:after="0" w:lineRule="auto"/>
+              <w:jc w:val="center"/>
+              <w:rPr>
+                <w:rFonts w:ascii="Arial" w:cs="Arial" w:eastAsia="Arial" w:hAnsi="Arial"/>
+                <w:sz w:val="18"/>
+                <w:szCs w:val="18"/>
+              </w:rPr>
+            </w:pPr>
+            <w:r>
+              <w:rPr>
+                <w:rFonts w:ascii="Arial" w:cs="Arial" w:eastAsia="Arial" w:hAnsi="Arial"/>
+                <w:sz w:val="18"/>
+                <w:szCs w:val="18"/>
+                <w:rtl w:val="0"/>
+              </w:rPr>
+              <w:t xml:space="preserve">0,7979 ± 0,0138</w:t>
+            </w:r>
+          </w:p>
+        </w:tc>
+        <w:tc>
+          <w:tcPr>
+            <w:vAlign w:val="center"/>
+          </w:tcPr>
+          <w:p>
+            <w:pPr>
+              <w:spacing w:after="0" w:lineRule="auto"/>
+              <w:jc w:val="center"/>
+              <w:rPr>
+                <w:rFonts w:ascii="Arial" w:cs="Arial" w:eastAsia="Arial" w:hAnsi="Arial"/>
+                <w:sz w:val="18"/>
+                <w:szCs w:val="18"/>
+              </w:rPr>
+            </w:pPr>
+            <w:r>
+              <w:rPr>
+                <w:rFonts w:ascii="Arial" w:cs="Arial" w:eastAsia="Arial" w:hAnsi="Arial"/>
+                <w:sz w:val="18"/>
+                <w:szCs w:val="18"/>
+                <w:rtl w:val="0"/>
+              </w:rPr>
+              <w:t xml:space="preserve">0,8809 ± 0,0091</w:t>
+            </w:r>
+          </w:p>
+        </w:tc>
+        <w:tc>
+          <w:tcPr>
+            <w:vAlign w:val="center"/>
+          </w:tcPr>
+          <w:p>
+            <w:pPr>
+              <w:spacing w:after="0" w:lineRule="auto"/>
+              <w:jc w:val="center"/>
+              <w:rPr>
+                <w:rFonts w:ascii="Arial" w:cs="Arial" w:eastAsia="Arial" w:hAnsi="Arial"/>
+                <w:sz w:val="18"/>
+                <w:szCs w:val="18"/>
+              </w:rPr>
+            </w:pPr>
+            <w:r>
+              <w:rPr>
+                <w:rFonts w:ascii="Arial" w:cs="Arial" w:eastAsia="Arial" w:hAnsi="Arial"/>
+                <w:sz w:val="18"/>
+                <w:szCs w:val="18"/>
+                <w:rtl w:val="0"/>
+              </w:rPr>
+              <w:t xml:space="preserve">0,5878 ± 0,0244</w:t>
+            </w:r>
+          </w:p>
+        </w:tc>
+        <w:tc>
+          <w:tcPr>
+            <w:vAlign w:val="center"/>
+          </w:tcPr>
+          <w:p>
+            <w:pPr>
+              <w:spacing w:after="0" w:lineRule="auto"/>
+              <w:jc w:val="center"/>
+              <w:rPr>
+                <w:rFonts w:ascii="Arial" w:cs="Arial" w:eastAsia="Arial" w:hAnsi="Arial"/>
+                <w:sz w:val="18"/>
+                <w:szCs w:val="18"/>
+              </w:rPr>
+            </w:pPr>
+            <w:r>
+              <w:rPr>
+                <w:rFonts w:ascii="Arial" w:cs="Arial" w:eastAsia="Arial" w:hAnsi="Arial"/>
+                <w:sz w:val="18"/>
+                <w:szCs w:val="18"/>
+                <w:rtl w:val="0"/>
+              </w:rPr>
+              <w:t xml:space="preserve">0,7754 ± 0,0302</w:t>
+            </w:r>
+          </w:p>
+        </w:tc>
+      </w:tr>
+      <w:tr>
+        <w:trPr>
+          <w:cantSplit w:val="0"/>
+          <w:tblHeader w:val="0"/>
+        </w:trPr>
+        <w:tc>
+          <w:tcPr>
+            <w:vAlign w:val="center"/>
+          </w:tcPr>
+          <w:p>
+            <w:pPr>
+              <w:spacing w:after="0" w:lineRule="auto"/>
+              <w:jc w:val="left"/>
+              <w:rPr>
+                <w:rFonts w:ascii="Arial" w:cs="Arial" w:eastAsia="Arial" w:hAnsi="Arial"/>
+                <w:sz w:val="18"/>
+                <w:szCs w:val="18"/>
+              </w:rPr>
+            </w:pPr>
+            <w:r>
+              <w:rPr>
+                <w:rFonts w:ascii="Arial" w:cs="Arial" w:eastAsia="Arial" w:hAnsi="Arial"/>
+                <w:b w:val="1"/>
+                <w:bCs w:val="1"/>
+                <w:sz w:val="18"/>
+                <w:szCs w:val="18"/>
+                <w:rtl w:val="0"/>
+              </w:rPr>
+              <w:t xml:space="preserve">2. Random Forest</w:t>
+            </w:r>
+            <w:r>
+              <w:rPr>
+                <w:rtl w:val="0"/>
+              </w:rPr>
+            </w:r>
+          </w:p>
+        </w:tc>
+        <w:tc>
+          <w:tcPr>
+            <w:vAlign w:val="center"/>
+          </w:tcPr>
+          <w:p>
+            <w:pPr>
+              <w:spacing w:after="0" w:lineRule="auto"/>
+              <w:jc w:val="center"/>
+              <w:rPr>
+                <w:rFonts w:ascii="Arial" w:cs="Arial" w:eastAsia="Arial" w:hAnsi="Arial"/>
+                <w:sz w:val="18"/>
+                <w:szCs w:val="18"/>
+              </w:rPr>
+            </w:pPr>
+            <w:r>
+              <w:rPr>
+                <w:rFonts w:ascii="Arial" w:cs="Arial" w:eastAsia="Arial" w:hAnsi="Arial"/>
+                <w:b w:val="1"/>
+                <w:bCs w:val="1"/>
+                <w:sz w:val="18"/>
+                <w:szCs w:val="18"/>
+                <w:rtl w:val="0"/>
+              </w:rPr>
+              <w:t xml:space="preserve">0,9215 ± 0,0104</w:t>
+            </w:r>
+            <w:r>
+              <w:rPr>
+                <w:rtl w:val="0"/>
+              </w:rPr>
+            </w:r>
+          </w:p>
+        </w:tc>
+        <w:tc>
+          <w:tcPr>
+            <w:vAlign w:val="center"/>
+          </w:tcPr>
+          <w:p>
+            <w:pPr>
+              <w:spacing w:after="0" w:lineRule="auto"/>
+              <w:jc w:val="center"/>
+              <w:rPr>
+                <w:rFonts w:ascii="Arial" w:cs="Arial" w:eastAsia="Arial" w:hAnsi="Arial"/>
+                <w:sz w:val="18"/>
+                <w:szCs w:val="18"/>
+              </w:rPr>
+            </w:pPr>
+            <w:r>
+              <w:rPr>
+                <w:rFonts w:ascii="Arial" w:cs="Arial" w:eastAsia="Arial" w:hAnsi="Arial"/>
+                <w:sz w:val="18"/>
+                <w:szCs w:val="18"/>
+                <w:rtl w:val="0"/>
+              </w:rPr>
+              <w:t xml:space="preserve">0,8025 ± 0,0144</w:t>
+            </w:r>
+          </w:p>
+        </w:tc>
+        <w:tc>
+          <w:tcPr>
+            <w:vAlign w:val="center"/>
+          </w:tcPr>
+          <w:p>
+            <w:pPr>
+              <w:spacing w:after="0" w:lineRule="auto"/>
+              <w:jc w:val="center"/>
+              <w:rPr>
+                <w:rFonts w:ascii="Arial" w:cs="Arial" w:eastAsia="Arial" w:hAnsi="Arial"/>
+                <w:sz w:val="18"/>
+                <w:szCs w:val="18"/>
+              </w:rPr>
+            </w:pPr>
+            <w:r>
+              <w:rPr>
+                <w:rFonts w:ascii="Arial" w:cs="Arial" w:eastAsia="Arial" w:hAnsi="Arial"/>
+                <w:sz w:val="18"/>
+                <w:szCs w:val="18"/>
+                <w:rtl w:val="0"/>
+              </w:rPr>
+              <w:t xml:space="preserve">0,8895 ± 0,0085</w:t>
+            </w:r>
+          </w:p>
+        </w:tc>
+        <w:tc>
+          <w:tcPr>
+            <w:vAlign w:val="center"/>
+          </w:tcPr>
+          <w:p>
+            <w:pPr>
+              <w:spacing w:after="0" w:lineRule="auto"/>
+              <w:jc w:val="center"/>
+              <w:rPr>
+                <w:rFonts w:ascii="Arial" w:cs="Arial" w:eastAsia="Arial" w:hAnsi="Arial"/>
+                <w:sz w:val="18"/>
+                <w:szCs w:val="18"/>
+              </w:rPr>
+            </w:pPr>
+            <w:r>
+              <w:rPr>
+                <w:rFonts w:ascii="Arial" w:cs="Arial" w:eastAsia="Arial" w:hAnsi="Arial"/>
+                <w:sz w:val="18"/>
+                <w:szCs w:val="18"/>
+                <w:rtl w:val="0"/>
+              </w:rPr>
+              <w:t xml:space="preserve">0,6225 ± 0,0258</w:t>
+            </w:r>
+          </w:p>
+        </w:tc>
+        <w:tc>
+          <w:tcPr>
+            <w:vAlign w:val="center"/>
+          </w:tcPr>
+          <w:p>
+            <w:pPr>
+              <w:spacing w:after="0" w:lineRule="auto"/>
+              <w:jc w:val="center"/>
+              <w:rPr>
+                <w:rFonts w:ascii="Arial" w:cs="Arial" w:eastAsia="Arial" w:hAnsi="Arial"/>
+                <w:sz w:val="18"/>
+                <w:szCs w:val="18"/>
+              </w:rPr>
+            </w:pPr>
+            <w:r>
+              <w:rPr>
+                <w:rFonts w:ascii="Arial" w:cs="Arial" w:eastAsia="Arial" w:hAnsi="Arial"/>
+                <w:sz w:val="18"/>
+                <w:szCs w:val="18"/>
+                <w:rtl w:val="0"/>
+              </w:rPr>
+              <w:t xml:space="preserve">0,7295 ± 0,0319</w:t>
+            </w:r>
+          </w:p>
+        </w:tc>
+      </w:tr>
+      <w:tr>
+        <w:trPr>
+          <w:cantSplit w:val="0"/>
+          <w:tblHeader w:val="0"/>
+        </w:trPr>
+        <w:tc>
+          <w:tcPr>
+            <w:vAlign w:val="center"/>
+          </w:tcPr>
+          <w:p>
+            <w:pPr>
+              <w:spacing w:after="0" w:lineRule="auto"/>
+              <w:jc w:val="left"/>
+              <w:rPr>
+                <w:rFonts w:ascii="Arial" w:cs="Arial" w:eastAsia="Arial" w:hAnsi="Arial"/>
+                <w:sz w:val="18"/>
+                <w:szCs w:val="18"/>
+              </w:rPr>
+            </w:pPr>
+            <w:r>
+              <w:rPr>
+                <w:rFonts w:ascii="Arial" w:cs="Arial" w:eastAsia="Arial" w:hAnsi="Arial"/>
+                <w:b w:val="1"/>
+                <w:bCs w:val="1"/>
+                <w:sz w:val="18"/>
+                <w:szCs w:val="18"/>
+                <w:rtl w:val="0"/>
+              </w:rPr>
+              <w:t xml:space="preserve">3. Regressão Logística</w:t>
+            </w:r>
+            <w:r>
+              <w:rPr>
+                <w:rtl w:val="0"/>
+              </w:rPr>
+            </w:r>
+          </w:p>
+        </w:tc>
+        <w:tc>
+          <w:tcPr>
+            <w:vAlign w:val="center"/>
+          </w:tcPr>
+          <w:p>
+            <w:pPr>
+              <w:spacing w:after="0" w:lineRule="auto"/>
+              <w:jc w:val="center"/>
+              <w:rPr>
+                <w:rFonts w:ascii="Arial" w:cs="Arial" w:eastAsia="Arial" w:hAnsi="Arial"/>
+                <w:sz w:val="18"/>
+                <w:szCs w:val="18"/>
+              </w:rPr>
+            </w:pPr>
+            <w:r>
+              <w:rPr>
+                <w:rFonts w:ascii="Arial" w:cs="Arial" w:eastAsia="Arial" w:hAnsi="Arial"/>
+                <w:b w:val="1"/>
+                <w:bCs w:val="1"/>
+                <w:sz w:val="18"/>
+                <w:szCs w:val="18"/>
+                <w:rtl w:val="0"/>
+              </w:rPr>
+              <w:t xml:space="preserve">0,8773 ± 0,0148</w:t>
+            </w:r>
+            <w:r>
+              <w:rPr>
+                <w:rtl w:val="0"/>
+              </w:rPr>
+            </w:r>
+          </w:p>
+        </w:tc>
+        <w:tc>
+          <w:tcPr>
+            <w:vAlign w:val="center"/>
+          </w:tcPr>
+          <w:p>
+            <w:pPr>
+              <w:spacing w:after="0" w:lineRule="auto"/>
+              <w:jc w:val="center"/>
+              <w:rPr>
+                <w:rFonts w:ascii="Arial" w:cs="Arial" w:eastAsia="Arial" w:hAnsi="Arial"/>
+                <w:sz w:val="18"/>
+                <w:szCs w:val="18"/>
+              </w:rPr>
+            </w:pPr>
+            <w:r>
+              <w:rPr>
+                <w:rFonts w:ascii="Arial" w:cs="Arial" w:eastAsia="Arial" w:hAnsi="Arial"/>
+                <w:sz w:val="18"/>
+                <w:szCs w:val="18"/>
+                <w:rtl w:val="0"/>
+              </w:rPr>
+              <w:t xml:space="preserve">0,7451 ± 0,0148</w:t>
+            </w:r>
+          </w:p>
+        </w:tc>
+        <w:tc>
+          <w:tcPr>
+            <w:vAlign w:val="center"/>
+          </w:tcPr>
+          <w:p>
+            <w:pPr>
+              <w:spacing w:after="0" w:lineRule="auto"/>
+              <w:jc w:val="center"/>
+              <w:rPr>
+                <w:rFonts w:ascii="Arial" w:cs="Arial" w:eastAsia="Arial" w:hAnsi="Arial"/>
+                <w:sz w:val="18"/>
+                <w:szCs w:val="18"/>
+              </w:rPr>
+            </w:pPr>
+            <w:r>
+              <w:rPr>
+                <w:rFonts w:ascii="Arial" w:cs="Arial" w:eastAsia="Arial" w:hAnsi="Arial"/>
+                <w:sz w:val="18"/>
+                <w:szCs w:val="18"/>
+                <w:rtl w:val="0"/>
+              </w:rPr>
+              <w:t xml:space="preserve">0,8432 ± 0,0105</w:t>
+            </w:r>
+          </w:p>
+        </w:tc>
+        <w:tc>
+          <w:tcPr>
+            <w:vAlign w:val="center"/>
+          </w:tcPr>
+          <w:p>
+            <w:pPr>
+              <w:spacing w:after="0" w:lineRule="auto"/>
+              <w:jc w:val="center"/>
+              <w:rPr>
+                <w:rFonts w:ascii="Arial" w:cs="Arial" w:eastAsia="Arial" w:hAnsi="Arial"/>
+                <w:sz w:val="18"/>
+                <w:szCs w:val="18"/>
+              </w:rPr>
+            </w:pPr>
+            <w:r>
+              <w:rPr>
+                <w:rFonts w:ascii="Arial" w:cs="Arial" w:eastAsia="Arial" w:hAnsi="Arial"/>
+                <w:sz w:val="18"/>
+                <w:szCs w:val="18"/>
+                <w:rtl w:val="0"/>
+              </w:rPr>
+              <w:t xml:space="preserve">0,4961 ± 0,0232</w:t>
+            </w:r>
+          </w:p>
+        </w:tc>
+        <w:tc>
+          <w:tcPr>
+            <w:vAlign w:val="center"/>
+          </w:tcPr>
+          <w:p>
+            <w:pPr>
+              <w:spacing w:after="0" w:lineRule="auto"/>
+              <w:jc w:val="center"/>
+              <w:rPr>
+                <w:rFonts w:ascii="Arial" w:cs="Arial" w:eastAsia="Arial" w:hAnsi="Arial"/>
+                <w:sz w:val="18"/>
+                <w:szCs w:val="18"/>
+              </w:rPr>
+            </w:pPr>
+            <w:r>
+              <w:rPr>
+                <w:rFonts w:ascii="Arial" w:cs="Arial" w:eastAsia="Arial" w:hAnsi="Arial"/>
+                <w:sz w:val="18"/>
+                <w:szCs w:val="18"/>
+                <w:rtl w:val="0"/>
+              </w:rPr>
+              <w:t xml:space="preserve">0,7200 ± 0,0325</w:t>
+            </w:r>
+          </w:p>
+        </w:tc>
+      </w:tr>
+      <w:tr>
+        <w:trPr>
+          <w:cantSplit w:val="0"/>
+          <w:tblHeader w:val="0"/>
+        </w:trPr>
+        <w:tc>
+          <w:tcPr>
+            <w:vAlign w:val="center"/>
+          </w:tcPr>
+          <w:p>
+            <w:pPr>
+              <w:spacing w:after="0" w:lineRule="auto"/>
+              <w:jc w:val="left"/>
+              <w:rPr>
+                <w:rFonts w:ascii="Arial" w:cs="Arial" w:eastAsia="Arial" w:hAnsi="Arial"/>
+                <w:sz w:val="18"/>
+                <w:szCs w:val="18"/>
+              </w:rPr>
+            </w:pPr>
+            <w:r>
+              <w:rPr>
+                <w:rFonts w:ascii="Arial" w:cs="Arial" w:eastAsia="Arial" w:hAnsi="Arial"/>
+                <w:sz w:val="18"/>
+                <w:szCs w:val="18"/>
+                <w:rtl w:val="0"/>
+              </w:rPr>
+              <w:t xml:space="preserve">4. Árvore (max_depth = 10)</w:t>
+            </w:r>
+          </w:p>
+        </w:tc>
+        <w:tc>
+          <w:tcPr>
+            <w:vAlign w:val="center"/>
+          </w:tcPr>
+          <w:p>
+            <w:pPr>
+              <w:spacing w:after="0" w:lineRule="auto"/>
+              <w:jc w:val="center"/>
+              <w:rPr>
+                <w:rFonts w:ascii="Arial" w:cs="Arial" w:eastAsia="Arial" w:hAnsi="Arial"/>
+                <w:sz w:val="18"/>
+                <w:szCs w:val="18"/>
+              </w:rPr>
+            </w:pPr>
+            <w:r>
+              <w:rPr>
+                <w:rFonts w:ascii="Arial" w:cs="Arial" w:eastAsia="Arial" w:hAnsi="Arial"/>
+                <w:sz w:val="18"/>
+                <w:szCs w:val="18"/>
+                <w:rtl w:val="0"/>
+              </w:rPr>
+              <w:t xml:space="preserve">0,8501 ± 0,0187</w:t>
+            </w:r>
+          </w:p>
+        </w:tc>
+        <w:tc>
+          <w:tcPr>
+            <w:vAlign w:val="center"/>
+          </w:tcPr>
+          <w:p>
+            <w:pPr>
+              <w:spacing w:after="0" w:lineRule="auto"/>
+              <w:jc w:val="center"/>
+              <w:rPr>
+                <w:rFonts w:ascii="Arial" w:cs="Arial" w:eastAsia="Arial" w:hAnsi="Arial"/>
+                <w:sz w:val="18"/>
+                <w:szCs w:val="18"/>
+              </w:rPr>
+            </w:pPr>
+            <w:r>
+              <w:rPr>
+                <w:rFonts w:ascii="Arial" w:cs="Arial" w:eastAsia="Arial" w:hAnsi="Arial"/>
+                <w:sz w:val="18"/>
+                <w:szCs w:val="18"/>
+                <w:rtl w:val="0"/>
+              </w:rPr>
+              <w:t xml:space="preserve">0,7675 ± 0,0152</w:t>
+            </w:r>
+          </w:p>
+        </w:tc>
+        <w:tc>
+          <w:tcPr>
+            <w:vAlign w:val="center"/>
+          </w:tcPr>
+          <w:p>
+            <w:pPr>
+              <w:spacing w:after="0" w:lineRule="auto"/>
+              <w:jc w:val="center"/>
+              <w:rPr>
+                <w:rFonts w:ascii="Arial" w:cs="Arial" w:eastAsia="Arial" w:hAnsi="Arial"/>
+                <w:sz w:val="18"/>
+                <w:szCs w:val="18"/>
+              </w:rPr>
+            </w:pPr>
+            <w:r>
+              <w:rPr>
+                <w:rFonts w:ascii="Arial" w:cs="Arial" w:eastAsia="Arial" w:hAnsi="Arial"/>
+                <w:sz w:val="18"/>
+                <w:szCs w:val="18"/>
+                <w:rtl w:val="0"/>
+              </w:rPr>
+              <w:t xml:space="preserve">0,8603 ± 0,0105</w:t>
+            </w:r>
+          </w:p>
+        </w:tc>
+        <w:tc>
+          <w:tcPr>
+            <w:vAlign w:val="center"/>
+          </w:tcPr>
+          <w:p>
+            <w:pPr>
+              <w:spacing w:after="0" w:lineRule="auto"/>
+              <w:jc w:val="center"/>
+              <w:rPr>
+                <w:rFonts w:ascii="Arial" w:cs="Arial" w:eastAsia="Arial" w:hAnsi="Arial"/>
+                <w:sz w:val="18"/>
+                <w:szCs w:val="18"/>
+              </w:rPr>
+            </w:pPr>
+            <w:r>
+              <w:rPr>
+                <w:rFonts w:ascii="Arial" w:cs="Arial" w:eastAsia="Arial" w:hAnsi="Arial"/>
+                <w:sz w:val="18"/>
+                <w:szCs w:val="18"/>
+                <w:rtl w:val="0"/>
+              </w:rPr>
+              <w:t xml:space="preserve">0,5360 ± 0,0255</w:t>
+            </w:r>
+          </w:p>
+        </w:tc>
+        <w:tc>
+          <w:tcPr>
+            <w:vAlign w:val="center"/>
+          </w:tcPr>
+          <w:p>
+            <w:pPr>
+              <w:spacing w:after="0" w:lineRule="auto"/>
+              <w:jc w:val="center"/>
+              <w:rPr>
+                <w:rFonts w:ascii="Arial" w:cs="Arial" w:eastAsia="Arial" w:hAnsi="Arial"/>
+                <w:sz w:val="18"/>
+                <w:szCs w:val="18"/>
+              </w:rPr>
+            </w:pPr>
+            <w:r>
+              <w:rPr>
+                <w:rFonts w:ascii="Arial" w:cs="Arial" w:eastAsia="Arial" w:hAnsi="Arial"/>
+                <w:sz w:val="18"/>
+                <w:szCs w:val="18"/>
+                <w:rtl w:val="0"/>
+              </w:rPr>
+              <w:t xml:space="preserve">0,7378 ± 0,0326</w:t>
+            </w:r>
+          </w:p>
+        </w:tc>
+      </w:tr>
+      <w:tr>
+        <w:trPr>
+          <w:cantSplit w:val="0"/>
+          <w:tblHeader w:val="0"/>
+        </w:trPr>
+        <w:tc>
+          <w:tcPr>
+            <w:vAlign w:val="center"/>
+          </w:tcPr>
+          <w:p>
+            <w:pPr>
+              <w:spacing w:after="0" w:lineRule="auto"/>
+              <w:jc w:val="left"/>
+              <w:rPr>
+                <w:rFonts w:ascii="Arial" w:cs="Arial" w:eastAsia="Arial" w:hAnsi="Arial"/>
+                <w:sz w:val="18"/>
+                <w:szCs w:val="18"/>
+              </w:rPr>
+            </w:pPr>
+            <w:r>
+              <w:rPr>
+                <w:rFonts w:ascii="Arial" w:cs="Arial" w:eastAsia="Arial" w:hAnsi="Arial"/>
+                <w:sz w:val="18"/>
+                <w:szCs w:val="18"/>
+                <w:rtl w:val="0"/>
+              </w:rPr>
+              <w:t xml:space="preserve">5. kNN (k = 5)</w:t>
+            </w:r>
+          </w:p>
+        </w:tc>
+        <w:tc>
+          <w:tcPr>
+            <w:vAlign w:val="center"/>
+          </w:tcPr>
+          <w:p>
+            <w:pPr>
+              <w:spacing w:after="0" w:lineRule="auto"/>
+              <w:jc w:val="center"/>
+              <w:rPr>
+                <w:rFonts w:ascii="Arial" w:cs="Arial" w:eastAsia="Arial" w:hAnsi="Arial"/>
+                <w:sz w:val="18"/>
+                <w:szCs w:val="18"/>
+              </w:rPr>
+            </w:pPr>
+            <w:r>
+              <w:rPr>
+                <w:rFonts w:ascii="Arial" w:cs="Arial" w:eastAsia="Arial" w:hAnsi="Arial"/>
+                <w:sz w:val="18"/>
+                <w:szCs w:val="18"/>
+                <w:rtl w:val="0"/>
+              </w:rPr>
+              <w:t xml:space="preserve">0,8165 ± 0,0150</w:t>
+            </w:r>
+          </w:p>
+        </w:tc>
+        <w:tc>
+          <w:tcPr>
+            <w:vAlign w:val="center"/>
+          </w:tcPr>
+          <w:p>
+            <w:pPr>
+              <w:spacing w:after="0" w:lineRule="auto"/>
+              <w:jc w:val="center"/>
+              <w:rPr>
+                <w:rFonts w:ascii="Arial" w:cs="Arial" w:eastAsia="Arial" w:hAnsi="Arial"/>
+                <w:sz w:val="18"/>
+                <w:szCs w:val="18"/>
+              </w:rPr>
+            </w:pPr>
+            <w:r>
+              <w:rPr>
+                <w:rFonts w:ascii="Arial" w:cs="Arial" w:eastAsia="Arial" w:hAnsi="Arial"/>
+                <w:sz w:val="18"/>
+                <w:szCs w:val="18"/>
+                <w:rtl w:val="0"/>
+              </w:rPr>
+              <w:t xml:space="preserve">0,6784 ± 0,0117</w:t>
+            </w:r>
+          </w:p>
+        </w:tc>
+        <w:tc>
+          <w:tcPr>
+            <w:vAlign w:val="center"/>
+          </w:tcPr>
+          <w:p>
+            <w:pPr>
+              <w:spacing w:after="0" w:lineRule="auto"/>
+              <w:jc w:val="center"/>
+              <w:rPr>
+                <w:rFonts w:ascii="Arial" w:cs="Arial" w:eastAsia="Arial" w:hAnsi="Arial"/>
+                <w:sz w:val="18"/>
+                <w:szCs w:val="18"/>
+              </w:rPr>
+            </w:pPr>
+            <w:r>
+              <w:rPr>
+                <w:rFonts w:ascii="Arial" w:cs="Arial" w:eastAsia="Arial" w:hAnsi="Arial"/>
+                <w:sz w:val="18"/>
+                <w:szCs w:val="18"/>
+                <w:rtl w:val="0"/>
+              </w:rPr>
+              <w:t xml:space="preserve">0,7787 ± 0,0101</w:t>
+            </w:r>
+          </w:p>
+        </w:tc>
+        <w:tc>
+          <w:tcPr>
+            <w:vAlign w:val="center"/>
+          </w:tcPr>
+          <w:p>
+            <w:pPr>
+              <w:spacing w:after="0" w:lineRule="auto"/>
+              <w:jc w:val="center"/>
+              <w:rPr>
+                <w:rFonts w:ascii="Arial" w:cs="Arial" w:eastAsia="Arial" w:hAnsi="Arial"/>
+                <w:sz w:val="18"/>
+                <w:szCs w:val="18"/>
+              </w:rPr>
+            </w:pPr>
+            <w:r>
+              <w:rPr>
+                <w:rFonts w:ascii="Arial" w:cs="Arial" w:eastAsia="Arial" w:hAnsi="Arial"/>
+                <w:sz w:val="18"/>
+                <w:szCs w:val="18"/>
+                <w:rtl w:val="0"/>
+              </w:rPr>
+              <w:t xml:space="preserve">0,3843 ± 0,0151</w:t>
+            </w:r>
+          </w:p>
+        </w:tc>
+        <w:tc>
+          <w:tcPr>
+            <w:vAlign w:val="center"/>
+          </w:tcPr>
+          <w:p>
+            <w:pPr>
+              <w:spacing w:after="0" w:lineRule="auto"/>
+              <w:jc w:val="center"/>
+              <w:rPr>
+                <w:rFonts w:ascii="Arial" w:cs="Arial" w:eastAsia="Arial" w:hAnsi="Arial"/>
+                <w:sz w:val="18"/>
+                <w:szCs w:val="18"/>
+              </w:rPr>
+            </w:pPr>
+            <w:r>
+              <w:rPr>
+                <w:rFonts w:ascii="Arial" w:cs="Arial" w:eastAsia="Arial" w:hAnsi="Arial"/>
+                <w:sz w:val="18"/>
+                <w:szCs w:val="18"/>
+                <w:rtl w:val="0"/>
+              </w:rPr>
+              <w:t xml:space="preserve">0,7118 ± 0,0305</w:t>
+            </w:r>
+          </w:p>
+        </w:tc>
+      </w:tr>
+      <w:tr>
+        <w:trPr>
+          <w:cantSplit w:val="0"/>
+          <w:tblHeader w:val="0"/>
+        </w:trPr>
+        <w:tc>
+          <w:tcPr>
+            <w:vAlign w:val="center"/>
+          </w:tcPr>
+          <w:p>
+            <w:pPr>
+              <w:spacing w:after="0" w:lineRule="auto"/>
+              <w:jc w:val="left"/>
+              <w:rPr>
+                <w:rFonts w:ascii="Arial" w:cs="Arial" w:eastAsia="Arial" w:hAnsi="Arial"/>
+                <w:sz w:val="18"/>
+                <w:szCs w:val="18"/>
+              </w:rPr>
+            </w:pPr>
+            <w:r>
+              <w:rPr>
+                <w:rFonts w:ascii="Arial" w:cs="Arial" w:eastAsia="Arial" w:hAnsi="Arial"/>
+                <w:sz w:val="18"/>
+                <w:szCs w:val="18"/>
+                <w:rtl w:val="0"/>
+              </w:rPr>
+              <w:t xml:space="preserve">6. Árvore de Decisão</w:t>
+            </w:r>
+          </w:p>
+        </w:tc>
+        <w:tc>
+          <w:tcPr>
+            <w:vAlign w:val="center"/>
+          </w:tcPr>
+          <w:p>
+            <w:pPr>
+              <w:spacing w:after="0" w:lineRule="auto"/>
+              <w:jc w:val="center"/>
+              <w:rPr>
+                <w:rFonts w:ascii="Arial" w:cs="Arial" w:eastAsia="Arial" w:hAnsi="Arial"/>
+                <w:sz w:val="18"/>
+                <w:szCs w:val="18"/>
+              </w:rPr>
+            </w:pPr>
+            <w:r>
+              <w:rPr>
+                <w:rFonts w:ascii="Arial" w:cs="Arial" w:eastAsia="Arial" w:hAnsi="Arial"/>
+                <w:sz w:val="18"/>
+                <w:szCs w:val="18"/>
+                <w:rtl w:val="0"/>
+              </w:rPr>
+              <w:t xml:space="preserve">0,7666 ± 0,0189</w:t>
+            </w:r>
+          </w:p>
+        </w:tc>
+        <w:tc>
+          <w:tcPr>
+            <w:vAlign w:val="center"/>
+          </w:tcPr>
+          <w:p>
+            <w:pPr>
+              <w:spacing w:after="0" w:lineRule="auto"/>
+              <w:jc w:val="center"/>
+              <w:rPr>
+                <w:rFonts w:ascii="Arial" w:cs="Arial" w:eastAsia="Arial" w:hAnsi="Arial"/>
+                <w:sz w:val="18"/>
+                <w:szCs w:val="18"/>
+              </w:rPr>
+            </w:pPr>
+            <w:r>
+              <w:rPr>
+                <w:rFonts w:ascii="Arial" w:cs="Arial" w:eastAsia="Arial" w:hAnsi="Arial"/>
+                <w:sz w:val="18"/>
+                <w:szCs w:val="18"/>
+                <w:rtl w:val="0"/>
+              </w:rPr>
+              <w:t xml:space="preserve">0,7388 ± 0,0159</w:t>
+            </w:r>
+          </w:p>
+        </w:tc>
+        <w:tc>
+          <w:tcPr>
+            <w:vAlign w:val="center"/>
+          </w:tcPr>
+          <w:p>
+            <w:pPr>
+              <w:spacing w:after="0" w:lineRule="auto"/>
+              <w:jc w:val="center"/>
+              <w:rPr>
+                <w:rFonts w:ascii="Arial" w:cs="Arial" w:eastAsia="Arial" w:hAnsi="Arial"/>
+                <w:sz w:val="18"/>
+                <w:szCs w:val="18"/>
+              </w:rPr>
+            </w:pPr>
+            <w:r>
+              <w:rPr>
+                <w:rFonts w:ascii="Arial" w:cs="Arial" w:eastAsia="Arial" w:hAnsi="Arial"/>
+                <w:sz w:val="18"/>
+                <w:szCs w:val="18"/>
+                <w:rtl w:val="0"/>
+              </w:rPr>
+              <w:t xml:space="preserve">0,8486 ± 0,0099</w:t>
+            </w:r>
+          </w:p>
+        </w:tc>
+        <w:tc>
+          <w:tcPr>
+            <w:vAlign w:val="center"/>
+          </w:tcPr>
+          <w:p>
+            <w:pPr>
+              <w:spacing w:after="0" w:lineRule="auto"/>
+              <w:jc w:val="center"/>
+              <w:rPr>
+                <w:rFonts w:ascii="Arial" w:cs="Arial" w:eastAsia="Arial" w:hAnsi="Arial"/>
+                <w:sz w:val="18"/>
+                <w:szCs w:val="18"/>
+              </w:rPr>
+            </w:pPr>
+            <w:r>
+              <w:rPr>
+                <w:rFonts w:ascii="Arial" w:cs="Arial" w:eastAsia="Arial" w:hAnsi="Arial"/>
+                <w:sz w:val="18"/>
+                <w:szCs w:val="18"/>
+                <w:rtl w:val="0"/>
+              </w:rPr>
+              <w:t xml:space="preserve">0,5089 ± 0,0253</w:t>
+            </w:r>
+          </w:p>
+        </w:tc>
+        <w:tc>
+          <w:tcPr>
+            <w:vAlign w:val="center"/>
+          </w:tcPr>
+          <w:p>
+            <w:pPr>
+              <w:spacing w:after="0" w:lineRule="auto"/>
+              <w:jc w:val="center"/>
+              <w:rPr>
+                <w:rFonts w:ascii="Arial" w:cs="Arial" w:eastAsia="Arial" w:hAnsi="Arial"/>
+                <w:sz w:val="18"/>
+                <w:szCs w:val="18"/>
+              </w:rPr>
+            </w:pPr>
+            <w:r>
+              <w:rPr>
+                <w:rFonts w:ascii="Arial" w:cs="Arial" w:eastAsia="Arial" w:hAnsi="Arial"/>
+                <w:sz w:val="18"/>
+                <w:szCs w:val="18"/>
+                <w:rtl w:val="0"/>
+              </w:rPr>
+              <w:t xml:space="preserve">0,6478 ± 0,0369</w:t>
+            </w:r>
+          </w:p>
+        </w:tc>
+      </w:tr>
+      <w:tr>
+        <w:trPr>
+          <w:cantSplit w:val="0"/>
+          <w:tblHeader w:val="0"/>
+        </w:trPr>
+        <w:tc>
+          <w:tcPr>
+            <w:vAlign w:val="center"/>
+          </w:tcPr>
+          <w:p>
+            <w:pPr>
+              <w:spacing w:after="0" w:lineRule="auto"/>
+              <w:jc w:val="left"/>
+              <w:rPr>
+                <w:rFonts w:ascii="Arial" w:cs="Arial" w:eastAsia="Arial" w:hAnsi="Arial"/>
+                <w:sz w:val="18"/>
+                <w:szCs w:val="18"/>
+              </w:rPr>
+            </w:pPr>
+            <w:r>
+              <w:rPr>
+                <w:rFonts w:ascii="Arial" w:cs="Arial" w:eastAsia="Arial" w:hAnsi="Arial"/>
+                <w:sz w:val="18"/>
+                <w:szCs w:val="18"/>
+                <w:rtl w:val="0"/>
+              </w:rPr>
+              <w:t xml:space="preserve">7. Naive Bayes</w:t>
+            </w:r>
+          </w:p>
+        </w:tc>
+        <w:tc>
+          <w:tcPr>
+            <w:vAlign w:val="center"/>
+          </w:tcPr>
+          <w:p>
+            <w:pPr>
+              <w:spacing w:after="0" w:lineRule="auto"/>
+              <w:jc w:val="center"/>
+              <w:rPr>
+                <w:rFonts w:ascii="Arial" w:cs="Arial" w:eastAsia="Arial" w:hAnsi="Arial"/>
+                <w:sz w:val="18"/>
+                <w:szCs w:val="18"/>
+              </w:rPr>
+            </w:pPr>
+            <w:r>
+              <w:rPr>
+                <w:rFonts w:ascii="Arial" w:cs="Arial" w:eastAsia="Arial" w:hAnsi="Arial"/>
+                <w:sz w:val="18"/>
+                <w:szCs w:val="18"/>
+                <w:rtl w:val="0"/>
+              </w:rPr>
+              <w:t xml:space="preserve">0,6194 ± 0,0199</w:t>
+            </w:r>
+          </w:p>
+        </w:tc>
+        <w:tc>
+          <w:tcPr>
+            <w:vAlign w:val="center"/>
+          </w:tcPr>
+          <w:p>
+            <w:pPr>
+              <w:spacing w:after="0" w:lineRule="auto"/>
+              <w:jc w:val="center"/>
+              <w:rPr>
+                <w:rFonts w:ascii="Arial" w:cs="Arial" w:eastAsia="Arial" w:hAnsi="Arial"/>
+                <w:sz w:val="18"/>
+                <w:szCs w:val="18"/>
+              </w:rPr>
+            </w:pPr>
+            <w:r>
+              <w:rPr>
+                <w:rFonts w:ascii="Arial" w:cs="Arial" w:eastAsia="Arial" w:hAnsi="Arial"/>
+                <w:sz w:val="18"/>
+                <w:szCs w:val="18"/>
+                <w:rtl w:val="0"/>
+              </w:rPr>
+              <w:t xml:space="preserve">0,3349 ± 0,0198</w:t>
+            </w:r>
+          </w:p>
+        </w:tc>
+        <w:tc>
+          <w:tcPr>
+            <w:vAlign w:val="center"/>
+          </w:tcPr>
+          <w:p>
+            <w:pPr>
+              <w:spacing w:after="0" w:lineRule="auto"/>
+              <w:jc w:val="center"/>
+              <w:rPr>
+                <w:rFonts w:ascii="Arial" w:cs="Arial" w:eastAsia="Arial" w:hAnsi="Arial"/>
+                <w:sz w:val="18"/>
+                <w:szCs w:val="18"/>
+              </w:rPr>
+            </w:pPr>
+            <w:r>
+              <w:rPr>
+                <w:rFonts w:ascii="Arial" w:cs="Arial" w:eastAsia="Arial" w:hAnsi="Arial"/>
+                <w:sz w:val="18"/>
+                <w:szCs w:val="18"/>
+                <w:rtl w:val="0"/>
+              </w:rPr>
+              <w:t xml:space="preserve">0,3371 ± 0,0216</w:t>
+            </w:r>
+          </w:p>
+        </w:tc>
+        <w:tc>
+          <w:tcPr>
+            <w:vAlign w:val="center"/>
+          </w:tcPr>
+          <w:p>
+            <w:pPr>
+              <w:spacing w:after="0" w:lineRule="auto"/>
+              <w:jc w:val="center"/>
+              <w:rPr>
+                <w:rFonts w:ascii="Arial" w:cs="Arial" w:eastAsia="Arial" w:hAnsi="Arial"/>
+                <w:sz w:val="18"/>
+                <w:szCs w:val="18"/>
+              </w:rPr>
+            </w:pPr>
+            <w:r>
+              <w:rPr>
+                <w:rFonts w:ascii="Arial" w:cs="Arial" w:eastAsia="Arial" w:hAnsi="Arial"/>
+                <w:sz w:val="18"/>
+                <w:szCs w:val="18"/>
+                <w:rtl w:val="0"/>
+              </w:rPr>
+              <w:t xml:space="preserve">0,1793 ± 0,0053</w:t>
+            </w:r>
+          </w:p>
+        </w:tc>
+        <w:tc>
+          <w:tcPr>
+            <w:vAlign w:val="center"/>
+          </w:tcPr>
+          <w:p>
+            <w:pPr>
+              <w:spacing w:after="0" w:lineRule="auto"/>
+              <w:jc w:val="center"/>
+              <w:rPr>
+                <w:rFonts w:ascii="Arial" w:cs="Arial" w:eastAsia="Arial" w:hAnsi="Arial"/>
+                <w:sz w:val="18"/>
+                <w:szCs w:val="18"/>
+              </w:rPr>
+            </w:pPr>
+            <w:r>
+              <w:rPr>
+                <w:rFonts w:ascii="Arial" w:cs="Arial" w:eastAsia="Arial" w:hAnsi="Arial"/>
+                <w:sz w:val="18"/>
+                <w:szCs w:val="18"/>
+                <w:rtl w:val="0"/>
+              </w:rPr>
+              <w:t xml:space="preserve">0,9169 ± 0,0203</w:t>
+            </w:r>
+          </w:p>
+        </w:tc>
+      </w:tr>
+    </w:tbl>
+    <w:p>
+      <w:pPr>
+        <w:spacing w:after="200" w:lineRule="auto"/>
+        <w:jc w:val="center"/>
+        <w:rPr>
+          <w:rFonts w:ascii="Arial" w:cs="Arial" w:eastAsia="Arial" w:hAnsi="Arial"/>
+          <w:sz w:val="18"/>
+          <w:szCs w:val="18"/>
+        </w:rPr>
+      </w:pPr>
+      <w:r>
+        <w:rPr>
+          <w:rFonts w:ascii="Arial" w:cs="Arial" w:eastAsia="Arial" w:hAnsi="Arial"/>
+          <w:b w:val="1"/>
+          <w:bCs w:val="1"/>
+          <w:sz w:val="18"/>
+          <w:szCs w:val="18"/>
+          <w:rtl w:val="0"/>
+        </w:rPr>
+        <w:t xml:space="preserve">Tabela 1 – </w:t>
+      </w:r>
+      <w:r>
+        <w:rPr>
+          <w:rFonts w:ascii="Arial" w:cs="Arial" w:eastAsia="Arial" w:hAnsi="Arial"/>
+          <w:sz w:val="18"/>
+          <w:szCs w:val="18"/>
+          <w:rtl w:val="0"/>
+        </w:rPr>
+        <w:t xml:space="preserve">Média ± desvio-padrão em 100 avaliações (10 folds × 10 repetições), ordenado pela ROC-AUC (métrica principal). Em negrito, os três modelos selecionados.</w:t>
       </w:r>
     </w:p>
     <w:p>
@@ -2253,29 +3672,6 @@
       </w:pPr>
       <w:r>
         <w:rPr>
-          <w:rFonts w:ascii="Arial" w:cs="Arial" w:eastAsia="Arial" w:hAnsi="Arial"/>
-          <w:i w:val="1"/>
-          <w:iCs w:val="1"/>
-          <w:sz w:val="22"/>
-          <w:szCs w:val="22"/>
-          <w:rtl w:val="0"/>
-        </w:rPr>
-        <w:t xml:space="preserve">[Inserir tabela comparativa aqui]</w:t>
-      </w:r>
-    </w:p>
-    <w:p>
-      <w:pPr>
-        <w:jc w:val="both"/>
-        <w:rPr>
-          <w:rFonts w:ascii="Arial" w:cs="Arial" w:eastAsia="Arial" w:hAnsi="Arial"/>
-          <w:i w:val="1"/>
-          <w:iCs w:val="1"/>
-          <w:sz w:val="22"/>
-          <w:szCs w:val="22"/>
-        </w:rPr>
-      </w:pPr>
-      <w:r>
-        <w:rPr>
           <w:rtl w:val="0"/>
         </w:rPr>
       </w:r>
@@ -2302,47 +3698,81 @@
     </w:p>
     <w:p>
       <w:pPr>
-        <w:jc w:val="both"/>
-        <w:rPr>
-          <w:rFonts w:ascii="Arial" w:cs="Arial" w:eastAsia="Arial" w:hAnsi="Arial"/>
-          <w:sz w:val="22"/>
-          <w:szCs w:val="22"/>
-        </w:rPr>
-      </w:pPr>
-      <w:r>
-        <w:rPr>
-          <w:rFonts w:ascii="Arial" w:cs="Arial" w:eastAsia="Arial" w:hAnsi="Arial"/>
-          <w:sz w:val="22"/>
-          <w:szCs w:val="22"/>
-          <w:rtl w:val="0"/>
-        </w:rPr>
-        <w:t xml:space="preserve">Insira um gráfico que permita comparar visualmente o desempenho dos modelos segundo a(s) métrica(s) definida(s) no protocolo.</w:t>
-      </w:r>
-    </w:p>
-    <w:p>
-      <w:pPr>
-        <w:jc w:val="both"/>
-        <w:rPr>
-          <w:rFonts w:ascii="Arial" w:cs="Arial" w:eastAsia="Arial" w:hAnsi="Arial"/>
-          <w:sz w:val="22"/>
-          <w:szCs w:val="22"/>
-        </w:rPr>
-      </w:pPr>
-      <w:r>
-        <w:rPr>
-          <w:rFonts w:ascii="Arial" w:cs="Arial" w:eastAsia="Arial" w:hAnsi="Arial"/>
-          <w:i w:val="1"/>
-          <w:iCs w:val="1"/>
-          <w:sz w:val="22"/>
-          <w:szCs w:val="22"/>
-          <w:rtl w:val="0"/>
-        </w:rPr>
-        <w:t xml:space="preserve">[Inserir gráfico comparativo aqui]</w:t>
-      </w:r>
-      <w:r>
-        <w:rPr>
-          <w:rtl w:val="0"/>
-        </w:rPr>
+        <w:keepNext w:val="1"/>
+        <w:spacing w:after="60" w:lineRule="auto"/>
+        <w:jc w:val="center"/>
+        <w:rPr/>
+      </w:pPr>
+      <w:r>
+        <w:rPr/>
+        <w:drawing>
+          <wp:inline distB="0" distT="0" distL="0" distR="0">
+            <wp:extent cx="6035040" cy="2586445"/>
+            <wp:effectExtent b="0" l="0" r="0" t="0"/>
+            <wp:docPr descr="Box plot da distribuição da ROC-AUC por algoritmo nas 100 avaliações" id="1" name="image1.png"/>
+            <a:graphic>
+              <a:graphicData uri="http://schemas.openxmlformats.org/drawingml/2006/picture">
+                <pic:pic>
+                  <pic:nvPicPr>
+                    <pic:cNvPr descr="Box plot da distribuição da ROC-AUC por algoritmo nas 100 avaliações" id="0" name="image1.png"/>
+                    <pic:cNvPicPr preferRelativeResize="0"/>
+                  </pic:nvPicPr>
+                  <pic:blipFill>
+                    <a:blip r:embed="rId7"/>
+                    <a:srcRect b="0" l="0" r="0" t="0"/>
+                    <a:stretch>
+                      <a:fillRect/>
+                    </a:stretch>
+                  </pic:blipFill>
+                  <pic:spPr>
+                    <a:xfrm>
+                      <a:off x="0" y="0"/>
+                      <a:ext cx="6035040" cy="2586445"/>
+                    </a:xfrm>
+                    <a:prstGeom prst="rect"/>
+                    <a:ln/>
+                  </pic:spPr>
+                </pic:pic>
+              </a:graphicData>
+            </a:graphic>
+          </wp:inline>
+        </w:drawing>
+      </w:r>
+      <w:r>
+        <w:rPr>
+          <w:rtl w:val="0"/>
+        </w:rPr>
+      </w:r>
+    </w:p>
+    <w:p>
+      <w:pPr>
+        <w:spacing w:after="200" w:lineRule="auto"/>
+        <w:jc w:val="center"/>
+        <w:rPr>
+          <w:rFonts w:ascii="Arial" w:cs="Arial" w:eastAsia="Arial" w:hAnsi="Arial"/>
+          <w:sz w:val="18"/>
+          <w:szCs w:val="18"/>
+        </w:rPr>
+      </w:pPr>
+      <w:r>
+        <w:rPr>
+          <w:rFonts w:ascii="Arial" w:cs="Arial" w:eastAsia="Arial" w:hAnsi="Arial"/>
+          <w:b w:val="1"/>
+          <w:bCs w:val="1"/>
+          <w:sz w:val="18"/>
+          <w:szCs w:val="18"/>
+          <w:rtl w:val="0"/>
+        </w:rPr>
+        <w:t xml:space="preserve">Figura 1 – </w:t>
+      </w:r>
+      <w:r>
+        <w:rPr>
+          <w:rFonts w:ascii="Arial" w:cs="Arial" w:eastAsia="Arial" w:hAnsi="Arial"/>
+          <w:sz w:val="18"/>
+          <w:szCs w:val="18"/>
+          <w:rtl w:val="0"/>
+        </w:rPr>
+        <w:t xml:space="preserve">Distribuição da ROC-AUC por algoritmo nas 100 avaliações. GB e RF têm distribuições sobrepostas; a Regressão Logística vem em seguida, à frente das árvores individuais.</w:t>
       </w:r>
     </w:p>
     <w:p>
@@ -2378,25 +3808,6 @@
         <w:rPr>
           <w:rtl w:val="0"/>
         </w:rPr>
-      </w:r>
-    </w:p>
-    <w:p>
-      <w:pPr>
-        <w:jc w:val="both"/>
-        <w:rPr>
-          <w:rFonts w:ascii="Arial" w:cs="Arial" w:eastAsia="Arial" w:hAnsi="Arial"/>
-          <w:sz w:val="22"/>
-          <w:szCs w:val="22"/>
-        </w:rPr>
-      </w:pPr>
-      <w:r>
-        <w:rPr>
-          <w:rFonts w:ascii="Arial" w:cs="Arial" w:eastAsia="Arial" w:hAnsi="Arial"/>
-          <w:sz w:val="22"/>
-          <w:szCs w:val="22"/>
-          <w:rtl w:val="0"/>
-        </w:rPr>
-        <w:t xml:space="preserve">Interprete os resultados com foco na comparação entre os modelos e nas evidências que justificam as decisões para o T2. Evite apenas repetir os valores apresentados na tabela.</w:t>
       </w:r>
     </w:p>
     <w:p>
@@ -2452,25 +3863,22 @@
     </w:p>
     <w:p>
       <w:pPr>
+        <w:spacing w:after="200" w:lineRule="auto"/>
         <w:jc w:val="both"/>
         <w:rPr>
           <w:rFonts w:ascii="Arial" w:cs="Arial" w:eastAsia="Arial" w:hAnsi="Arial"/>
-          <w:i w:val="1"/>
-          <w:iCs w:val="1"/>
-          <w:sz w:val="22"/>
-          <w:szCs w:val="22"/>
-        </w:rPr>
-      </w:pPr>
-      <w:r>
-        <w:rPr>
-          <w:rFonts w:ascii="Arial" w:cs="Arial" w:eastAsia="Arial" w:hAnsi="Arial"/>
-          <w:i w:val="1"/>
-          <w:iCs w:val="1"/>
-          <w:sz w:val="22"/>
-          <w:szCs w:val="22"/>
-          <w:rtl w:val="0"/>
-        </w:rPr>
-        <w:t xml:space="preserve">[Resposta curta]</w:t>
+          <w:sz w:val="22"/>
+          <w:szCs w:val="22"/>
+        </w:rPr>
+      </w:pPr>
+      <w:r>
+        <w:rPr>
+          <w:rFonts w:ascii="Arial" w:cs="Arial" w:eastAsia="Arial" w:hAnsi="Arial"/>
+          <w:sz w:val="22"/>
+          <w:szCs w:val="22"/>
+          <w:rtl w:val="0"/>
+        </w:rPr>
+        <w:t xml:space="preserve">Gradient Boosting (ROC-AUC 0,927 ± 0,009) e Random Forest (0,922 ± 0,010) foram os mais promissores, com desempenho equivalente: a diferença (~0,005) é de cerca de meio desvio-padrão e as distribuições se sobrepõem no box plot. Ambos também lideram em F1-macro (0,798 e 0,803). A Regressão Logística (0,877) é o melhor modelo linear e ficou em terceiro.</w:t>
       </w:r>
     </w:p>
     <w:p>
@@ -2541,25 +3949,22 @@
     </w:p>
     <w:p>
       <w:pPr>
+        <w:spacing w:after="200" w:lineRule="auto"/>
         <w:jc w:val="both"/>
         <w:rPr>
           <w:rFonts w:ascii="Arial" w:cs="Arial" w:eastAsia="Arial" w:hAnsi="Arial"/>
-          <w:i w:val="1"/>
-          <w:iCs w:val="1"/>
-          <w:sz w:val="22"/>
-          <w:szCs w:val="22"/>
-        </w:rPr>
-      </w:pPr>
-      <w:r>
-        <w:rPr>
-          <w:rFonts w:ascii="Arial" w:cs="Arial" w:eastAsia="Arial" w:hAnsi="Arial"/>
-          <w:i w:val="1"/>
-          <w:iCs w:val="1"/>
-          <w:sz w:val="22"/>
-          <w:szCs w:val="22"/>
-          <w:rtl w:val="0"/>
-        </w:rPr>
-        <w:t xml:space="preserve">[Resposta curta]</w:t>
+          <w:sz w:val="22"/>
+          <w:szCs w:val="22"/>
+        </w:rPr>
+      </w:pPr>
+      <w:r>
+        <w:rPr>
+          <w:rFonts w:ascii="Arial" w:cs="Arial" w:eastAsia="Arial" w:hAnsi="Arial"/>
+          <w:sz w:val="22"/>
+          <w:szCs w:val="22"/>
+          <w:rtl w:val="0"/>
+        </w:rPr>
+        <w:t xml:space="preserve">Os ensembles superam claramente as árvores individuais: a árvore sem poda tem ROC-AUC de 0,767 porque gera folhas puras (probabilidades 0/1), e limitar a profundidade a 10 eleva o valor para 0,850, evidenciando o sobreajuste. O Naive Bayes colapsou (0,619; recall 0,92 e precision 0,18), pois o GaussianNB supõe atributos normais e 65 das 75 colunas são binárias (One-Hot). O kNN (0,817) é prejudicado pela alta dimensionalidade. Com o treino balanceado pelo SMOTENC, os modelos favorecem o recall em detrimento da precision, e vários ficam com accuracy abaixo do baseline de 84,5% (prever sempre "não compra"), o que confirma que a accuracy não é adequada como critério principal.</w:t>
       </w:r>
     </w:p>
     <w:p>
@@ -2630,25 +4035,22 @@
     </w:p>
     <w:p>
       <w:pPr>
+        <w:spacing w:after="200" w:lineRule="auto"/>
         <w:jc w:val="both"/>
         <w:rPr>
           <w:rFonts w:ascii="Arial" w:cs="Arial" w:eastAsia="Arial" w:hAnsi="Arial"/>
-          <w:i w:val="1"/>
-          <w:iCs w:val="1"/>
-          <w:sz w:val="22"/>
-          <w:szCs w:val="22"/>
-        </w:rPr>
-      </w:pPr>
-      <w:r>
-        <w:rPr>
-          <w:rFonts w:ascii="Arial" w:cs="Arial" w:eastAsia="Arial" w:hAnsi="Arial"/>
-          <w:i w:val="1"/>
-          <w:iCs w:val="1"/>
-          <w:sz w:val="22"/>
-          <w:szCs w:val="22"/>
-          <w:rtl w:val="0"/>
-        </w:rPr>
-        <w:t xml:space="preserve">[Resposta curta]</w:t>
+          <w:sz w:val="22"/>
+          <w:szCs w:val="22"/>
+        </w:rPr>
+      </w:pPr>
+      <w:r>
+        <w:rPr>
+          <w:rFonts w:ascii="Arial" w:cs="Arial" w:eastAsia="Arial" w:hAnsi="Arial"/>
+          <w:sz w:val="22"/>
+          <w:szCs w:val="22"/>
+          <w:rtl w:val="0"/>
+        </w:rPr>
+        <w:t xml:space="preserve">O problema tem relações não lineares e interações entre atributos, melhor capturadas por ensembles de árvores, que também são robustos à forte assimetria e às escalas distintas das variáveis. O desempenho depende muito de PageValues (correlação 0,49 com o alvo; taxa de compra de 56% quando PageValues &gt; 0 contra 4% quando = 0). Como esse atributo é calculado a partir de páginas visitadas antes de transações, pode carregar informação próxima do próprio alvo, um possível vazamento a investigar no T2. A representação dos dados (One-Hot de categorias com níveis raros) afeta mais os modelos sensíveis a ela (NB, kNN e LR) do que as árvores.</w:t>
       </w:r>
     </w:p>
     <w:p>
@@ -2688,6 +4090,7 @@
     </w:p>
     <w:p>
       <w:pPr>
+        <w:spacing w:after="120" w:lineRule="auto"/>
         <w:jc w:val="both"/>
         <w:rPr>
           <w:rFonts w:ascii="Arial" w:cs="Arial" w:eastAsia="Arial" w:hAnsi="Arial"/>
@@ -2698,11 +4101,115 @@
       <w:r>
         <w:rPr>
           <w:rFonts w:ascii="Arial" w:cs="Arial" w:eastAsia="Arial" w:hAnsi="Arial"/>
-          <w:sz w:val="22"/>
-          <w:szCs w:val="22"/>
-          <w:rtl w:val="0"/>
-        </w:rPr>
-        <w:t xml:space="preserve">Relate sobre os modelos selecionados para o T2 e justifique a escolha com base nos resultados do Spot-Checking. A seleção não precisa considerar apenas a maior métrica: aspectos como comportamento observado, características do problema e possibilidade de aprofundamento também podem ser considerados, desde que explicitados.</w:t>
+          <w:b w:val="1"/>
+          <w:bCs w:val="1"/>
+          <w:sz w:val="22"/>
+          <w:szCs w:val="22"/>
+          <w:rtl w:val="0"/>
+        </w:rPr>
+        <w:t xml:space="preserve">Modelos selecionados: </w:t>
+      </w:r>
+      <w:r>
+        <w:rPr>
+          <w:rFonts w:ascii="Arial" w:cs="Arial" w:eastAsia="Arial" w:hAnsi="Arial"/>
+          <w:sz w:val="22"/>
+          <w:szCs w:val="22"/>
+          <w:rtl w:val="0"/>
+        </w:rPr>
+        <w:t xml:space="preserve">Gradient Boosting, Random Forest e Regressão Logística.</w:t>
+      </w:r>
+    </w:p>
+    <w:p>
+      <w:pPr>
+        <w:spacing w:after="120" w:lineRule="auto"/>
+        <w:jc w:val="both"/>
+        <w:rPr>
+          <w:rFonts w:ascii="Arial" w:cs="Arial" w:eastAsia="Arial" w:hAnsi="Arial"/>
+          <w:sz w:val="22"/>
+          <w:szCs w:val="22"/>
+        </w:rPr>
+      </w:pPr>
+      <w:r>
+        <w:rPr>
+          <w:rFonts w:ascii="Arial" w:cs="Arial" w:eastAsia="Arial" w:hAnsi="Arial"/>
+          <w:b w:val="1"/>
+          <w:bCs w:val="1"/>
+          <w:sz w:val="22"/>
+          <w:szCs w:val="22"/>
+          <w:rtl w:val="0"/>
+        </w:rPr>
+        <w:t xml:space="preserve">Gradient Boosting e Random Forest: </w:t>
+      </w:r>
+      <w:r>
+        <w:rPr>
+          <w:rFonts w:ascii="Arial" w:cs="Arial" w:eastAsia="Arial" w:hAnsi="Arial"/>
+          <w:sz w:val="22"/>
+          <w:szCs w:val="22"/>
+          <w:rtl w:val="0"/>
+        </w:rPr>
+        <w:t xml:space="preserve">obtiveram as maiores ROC-AUC, com desempenho equivalente e baixa variância entre folds. Por serem ensembles com estratégias distintas (boosting e bagging), têm hiperparâmetros com grande potencial de ganho no T2: número de árvores, profundidade, taxa de aprendizado e mínimo de amostras por folha.</w:t>
+      </w:r>
+    </w:p>
+    <w:p>
+      <w:pPr>
+        <w:spacing w:after="120" w:lineRule="auto"/>
+        <w:jc w:val="both"/>
+        <w:rPr>
+          <w:rFonts w:ascii="Arial" w:cs="Arial" w:eastAsia="Arial" w:hAnsi="Arial"/>
+          <w:sz w:val="22"/>
+          <w:szCs w:val="22"/>
+        </w:rPr>
+      </w:pPr>
+      <w:r>
+        <w:rPr>
+          <w:rFonts w:ascii="Arial" w:cs="Arial" w:eastAsia="Arial" w:hAnsi="Arial"/>
+          <w:b w:val="1"/>
+          <w:bCs w:val="1"/>
+          <w:sz w:val="22"/>
+          <w:szCs w:val="22"/>
+          <w:rtl w:val="0"/>
+        </w:rPr>
+        <w:t xml:space="preserve">Regressão Logística: </w:t>
+      </w:r>
+      <w:r>
+        <w:rPr>
+          <w:rFonts w:ascii="Arial" w:cs="Arial" w:eastAsia="Arial" w:hAnsi="Arial"/>
+          <w:sz w:val="22"/>
+          <w:szCs w:val="22"/>
+          <w:rtl w:val="0"/>
+        </w:rPr>
+        <w:t xml:space="preserve">terceira melhor ROC-AUC (0,877). A árvore com max_depth = 10 ficou próxima (0,850) e com F1-macro maior, mas a Regressão Logística foi preferida por trazer diversidade de viés indutivo (único modelo linear entre os melhores), coeficientes interpretáveis e margem de melhoria via regularização (C) e tratamento de atributos redundantes e categorias raras.</w:t>
+      </w:r>
+    </w:p>
+    <w:p>
+      <w:pPr>
+        <w:spacing w:after="200" w:lineRule="auto"/>
+        <w:jc w:val="both"/>
+        <w:rPr>
+          <w:rFonts w:ascii="Arial" w:cs="Arial" w:eastAsia="Arial" w:hAnsi="Arial"/>
+          <w:sz w:val="22"/>
+          <w:szCs w:val="22"/>
+        </w:rPr>
+      </w:pPr>
+      <w:r>
+        <w:rPr>
+          <w:rFonts w:ascii="Arial" w:cs="Arial" w:eastAsia="Arial" w:hAnsi="Arial"/>
+          <w:b w:val="1"/>
+          <w:bCs w:val="1"/>
+          <w:sz w:val="22"/>
+          <w:szCs w:val="22"/>
+          <w:rtl w:val="0"/>
+        </w:rPr>
+        <w:t xml:space="preserve">Próximos passos no T2: </w:t>
+      </w:r>
+      <w:r>
+        <w:rPr>
+          <w:rFonts w:ascii="Arial" w:cs="Arial" w:eastAsia="Arial" w:hAnsi="Arial"/>
+          <w:sz w:val="22"/>
+          <w:szCs w:val="22"/>
+          <w:rtl w:val="0"/>
+        </w:rPr>
+        <w:t xml:space="preserve">otimização de hiperparâmetros com validação cruzada aninhada, avaliação do impacto de PageValues (possível vazamento) e comparação do SMOTENC com class_weight = "balanced".</w:t>
       </w:r>
     </w:p>
     <w:p>
@@ -2727,34 +4234,22 @@
     </w:p>
     <w:p>
       <w:pPr>
+        <w:spacing w:after="200" w:lineRule="auto"/>
         <w:jc w:val="both"/>
         <w:rPr>
           <w:rFonts w:ascii="Arial" w:cs="Arial" w:eastAsia="Arial" w:hAnsi="Arial"/>
-          <w:b w:val="1"/>
-          <w:bCs w:val="1"/>
-          <w:sz w:val="22"/>
-          <w:szCs w:val="22"/>
-        </w:rPr>
-      </w:pPr>
-      <w:r>
-        <w:rPr>
-          <w:rFonts w:ascii="Arial" w:cs="Arial" w:eastAsia="Arial" w:hAnsi="Arial"/>
-          <w:sz w:val="22"/>
-          <w:szCs w:val="22"/>
-          <w:rtl w:val="0"/>
-        </w:rPr>
-        <w:t xml:space="preserve">Ferramentas de Inteligência Artificial Generativa podem ser utilizadas como recurso complementar durante a realização do trabalho, por exemplo, para esclarecer conceitos, sugerir alternativas, auxiliar na identificação de erros ou apoiar a organização do código e do texto. Entretanto, seu uso não substitui a análise e a tomada de decisão pelos estudantes. Todas as decisões metodológicas, implementações, resultados e interpretações apresentadas no trabalho devem ser compreendidas pelos autores, que devem ser capazes de explicar e justificar as escolhas realizadas e os resultados obtidos. </w:t>
-      </w:r>
-      <w:r>
-        <w:rPr>
-          <w:rFonts w:ascii="Arial" w:cs="Arial" w:eastAsia="Arial" w:hAnsi="Arial"/>
-          <w:b w:val="1"/>
-          <w:bCs w:val="1"/>
-          <w:sz w:val="22"/>
-          <w:szCs w:val="22"/>
-          <w:rtl w:val="0"/>
-        </w:rPr>
-        <w:t xml:space="preserve">Quando o uso de IA Generativa tiver contribuído de forma relevante para o desenvolvimento do trabalho, isso deve ser informado neste relatório, conforme as orientações da disciplina.</w:t>
+          <w:sz w:val="22"/>
+          <w:szCs w:val="22"/>
+        </w:rPr>
+      </w:pPr>
+      <w:r>
+        <w:rPr>
+          <w:rFonts w:ascii="Arial" w:cs="Arial" w:eastAsia="Arial" w:hAnsi="Arial"/>
+          <w:sz w:val="22"/>
+          <w:szCs w:val="22"/>
+          <w:rtl w:val="0"/>
+        </w:rPr>
+        <w:t xml:space="preserve">O grupo utilizou o assistente Claude (Anthropic), por meio do Claude Code, como apoio na revisão do código e da metodologia. Ele ajudou a identificar problemas como a ordem entre padronização e SMOTE, a codificação de atributos categóricos armazenados como inteiros e a incompatibilidade com o pandas 3, e sugeriu alternativas como o SMOTENC. Também foi usado na conversão do script para notebook e na redação de rascunhos deste relatório. Todas as sugestões foram revisadas, testadas e validadas pelo grupo, que compreende e é capaz de justificar as decisões e os resultados apresentados.</w:t>
       </w:r>
     </w:p>
     <w:p>
@@ -2767,7 +4262,7 @@
           <w:szCs w:val="22"/>
         </w:rPr>
       </w:pPr>
-      <w:bookmarkStart w:colFirst="0" w:colLast="0" w:name="_ufgz3i40p2sm" w:id="1"/>
+      <w:bookmarkStart w:colFirst="0" w:colLast="0" w:name="_qdcu51415ztl" w:id="1"/>
       <w:bookmarkEnd w:id="1"/>
       <w:r>
         <w:rPr>
@@ -2781,13 +4276,122 @@
     </w:p>
     <w:p>
       <w:pPr>
-        <w:rPr/>
-      </w:pPr>
-      <w:r>
-        <w:rPr>
-          <w:rtl w:val="0"/>
-        </w:rPr>
-        <w:t xml:space="preserve">Cite as referências utilizadas no desenvolvimento do trabalho.</w:t>
+        <w:spacing w:after="100" w:lineRule="auto"/>
+        <w:jc w:val="left"/>
+        <w:rPr>
+          <w:rFonts w:ascii="Arial" w:cs="Arial" w:eastAsia="Arial" w:hAnsi="Arial"/>
+          <w:sz w:val="22"/>
+          <w:szCs w:val="22"/>
+        </w:rPr>
+      </w:pPr>
+      <w:r>
+        <w:rPr>
+          <w:rFonts w:ascii="Arial" w:cs="Arial" w:eastAsia="Arial" w:hAnsi="Arial"/>
+          <w:sz w:val="22"/>
+          <w:szCs w:val="22"/>
+          <w:rtl w:val="0"/>
+        </w:rPr>
+        <w:t xml:space="preserve">CHAWLA, N. V. et al. SMOTE: Synthetic Minority Over-sampling Technique. Journal of Artificial Intelligence Research, v. 16, p. 321–357, 2002.</w:t>
+      </w:r>
+    </w:p>
+    <w:p>
+      <w:pPr>
+        <w:spacing w:after="100" w:lineRule="auto"/>
+        <w:jc w:val="left"/>
+        <w:rPr>
+          <w:rFonts w:ascii="Arial" w:cs="Arial" w:eastAsia="Arial" w:hAnsi="Arial"/>
+          <w:sz w:val="22"/>
+          <w:szCs w:val="22"/>
+        </w:rPr>
+      </w:pPr>
+      <w:r>
+        <w:rPr>
+          <w:rFonts w:ascii="Arial" w:cs="Arial" w:eastAsia="Arial" w:hAnsi="Arial"/>
+          <w:sz w:val="22"/>
+          <w:szCs w:val="22"/>
+          <w:rtl w:val="0"/>
+        </w:rPr>
+        <w:t xml:space="preserve">FACELI, K. et al. Inteligência Artificial: uma abordagem de aprendizado de máquina. 2. ed. Rio de Janeiro: LTC, 2021.</w:t>
+      </w:r>
+    </w:p>
+    <w:p>
+      <w:pPr>
+        <w:spacing w:after="100" w:lineRule="auto"/>
+        <w:jc w:val="left"/>
+        <w:rPr>
+          <w:rFonts w:ascii="Arial" w:cs="Arial" w:eastAsia="Arial" w:hAnsi="Arial"/>
+          <w:sz w:val="22"/>
+          <w:szCs w:val="22"/>
+        </w:rPr>
+      </w:pPr>
+      <w:r>
+        <w:rPr>
+          <w:rFonts w:ascii="Arial" w:cs="Arial" w:eastAsia="Arial" w:hAnsi="Arial"/>
+          <w:sz w:val="22"/>
+          <w:szCs w:val="22"/>
+          <w:rtl w:val="0"/>
+        </w:rPr>
+        <w:t xml:space="preserve">LEMAÎTRE, G.; NOGUEIRA, F.; ARIDAS, C. K. Imbalanced-learn: a Python toolbox to tackle the curse of imbalanced datasets in machine learning. Journal of Machine Learning Research, v. 18, n. 17, p. 1–5, 2017.</w:t>
+      </w:r>
+    </w:p>
+    <w:p>
+      <w:pPr>
+        <w:spacing w:after="100" w:lineRule="auto"/>
+        <w:jc w:val="left"/>
+        <w:rPr>
+          <w:rFonts w:ascii="Arial" w:cs="Arial" w:eastAsia="Arial" w:hAnsi="Arial"/>
+          <w:sz w:val="22"/>
+          <w:szCs w:val="22"/>
+        </w:rPr>
+      </w:pPr>
+      <w:r>
+        <w:rPr>
+          <w:rFonts w:ascii="Arial" w:cs="Arial" w:eastAsia="Arial" w:hAnsi="Arial"/>
+          <w:sz w:val="22"/>
+          <w:szCs w:val="22"/>
+          <w:rtl w:val="0"/>
+        </w:rPr>
+        <w:t xml:space="preserve">PEDREGOSA, F. et al. Scikit-learn: Machine Learning in Python. Journal of Machine Learning Research, v. 12, p. 2825–2830, 2011.</w:t>
+      </w:r>
+    </w:p>
+    <w:p>
+      <w:pPr>
+        <w:spacing w:after="100" w:lineRule="auto"/>
+        <w:jc w:val="left"/>
+        <w:rPr>
+          <w:rFonts w:ascii="Arial" w:cs="Arial" w:eastAsia="Arial" w:hAnsi="Arial"/>
+          <w:sz w:val="22"/>
+          <w:szCs w:val="22"/>
+        </w:rPr>
+      </w:pPr>
+      <w:r>
+        <w:rPr>
+          <w:rFonts w:ascii="Arial" w:cs="Arial" w:eastAsia="Arial" w:hAnsi="Arial"/>
+          <w:sz w:val="22"/>
+          <w:szCs w:val="22"/>
+          <w:rtl w:val="0"/>
+        </w:rPr>
+        <w:t xml:space="preserve">SAKAR, C. O. et al. Real-time prediction of online shoppers’ purchasing intention using multilayer perceptron and LSTM recurrent neural networks. Neural Computing and Applications, v. 31, p. 6893–6908, 2019.</w:t>
+      </w:r>
+    </w:p>
+    <w:p>
+      <w:pPr>
+        <w:spacing w:after="100" w:lineRule="auto"/>
+        <w:jc w:val="left"/>
+        <w:rPr>
+          <w:rFonts w:ascii="Arial" w:cs="Arial" w:eastAsia="Arial" w:hAnsi="Arial"/>
+          <w:sz w:val="22"/>
+          <w:szCs w:val="22"/>
+        </w:rPr>
+      </w:pPr>
+      <w:r>
+        <w:rPr>
+          <w:rFonts w:ascii="Arial" w:cs="Arial" w:eastAsia="Arial" w:hAnsi="Arial"/>
+          <w:sz w:val="22"/>
+          <w:szCs w:val="22"/>
+          <w:rtl w:val="0"/>
+        </w:rPr>
+        <w:t xml:space="preserve">SAKAR, C. O.; KASTRO, Y. Online Shoppers Purchasing Intention Dataset. UCI Machine Learning Repository, 2018. Disponível em: https://archive.ics.uci.edu/dataset/468/online+shoppers+purchasing+intention+dataset.</w:t>
       </w:r>
     </w:p>
     <w:p>
@@ -2806,7 +4410,7 @@
       </w:r>
     </w:p>
     <w:sectPr>
-      <w:footerReference r:id="rId7" w:type="default"/>
+      <w:footerReference r:id="rId8" w:type="default"/>
       <w:pgSz w:h="15840" w:w="12240" w:orient="portrait"/>
       <w:pgMar w:bottom="1134" w:top="1134" w:left="1247" w:right="1247" w:header="720" w:footer="720"/>
       <w:pgNumType w:start="1"/>
@@ -2836,7 +4440,7 @@
       </w:tabs>
       <w:spacing w:after="0" w:before="0" w:line="240" w:lineRule="auto"/>
       <w:ind w:left="0" w:right="0" w:firstLine="0"/>
-      <w:jc w:val="center"/>
+      <w:jc w:val="left"/>
       <w:rPr>
         <w:rFonts w:ascii="Aptos" w:cs="Aptos" w:eastAsia="Aptos" w:hAnsi="Aptos"/>
         <w:b w:val="0"/>
@@ -2853,25 +4457,6 @@
         <w:vertAlign w:val="baseline"/>
       </w:rPr>
     </w:pPr>
-    <w:r>
-      <w:rPr>
-        <w:rFonts w:ascii="Aptos" w:cs="Aptos" w:eastAsia="Aptos" w:hAnsi="Aptos"/>
-        <w:b w:val="0"/>
-        <w:bCs w:val="0"/>
-        <w:i w:val="1"/>
-        <w:iCs w:val="1"/>
-        <w:smallCaps w:val="0"/>
-        <w:strike w:val="0"/>
-        <w:color w:val="000000"/>
-        <w:sz w:val="16"/>
-        <w:szCs w:val="16"/>
-        <w:u w:val="none"/>
-        <w:shd w:fill="auto" w:val="clear"/>
-        <w:vertAlign w:val="baseline"/>
-        <w:rtl w:val="0"/>
-      </w:rPr>
-      <w:t xml:space="preserve">T1 — Spot-Check Summary</w:t>
-    </w:r>
     <w:r>
       <w:rPr>
         <w:rtl w:val="0"/>
@@ -3190,6 +4775,19 @@
         <w:left w:w="108.0" w:type="dxa"/>
         <w:bottom w:w="0.0" w:type="dxa"/>
         <w:right w:w="108.0" w:type="dxa"/>
+      </w:tblCellMar>
+    </w:tblPr>
+  </w:style>
+  <w:style w:type="table" w:styleId="Table4">
+    <w:basedOn w:val="TableNormal"/>
+    <w:tblPr>
+      <w:tblStyleRowBandSize w:val="1"/>
+      <w:tblStyleColBandSize w:val="1"/>
+      <w:tblCellMar>
+        <w:top w:w="0.0" w:type="dxa"/>
+        <w:left w:w="80.0" w:type="dxa"/>
+        <w:bottom w:w="0.0" w:type="dxa"/>
+        <w:right w:w="80.0" w:type="dxa"/>
       </w:tblCellMar>
     </w:tblPr>
   </w:style>

--- a/T1_Template_Spot-Check_Summary.docx
+++ b/T1_Template_Spot-Check_Summary.docx
@@ -288,8 +288,12 @@
             </w:pPr>
             <w:r>
               <w:rPr>
-                <w:rtl w:val="0"/>
-              </w:rPr>
+                <w:rFonts w:ascii="Arial" w:cs="Arial" w:eastAsia="Arial" w:hAnsi="Arial"/>
+                <w:sz w:val="22"/>
+                <w:szCs w:val="22"/>
+                <w:rtl w:val="0"/>
+              </w:rPr>
+              <w:t xml:space="preserve">00594989</w:t>
             </w:r>
           </w:p>
         </w:tc>
@@ -380,7 +384,7 @@
           <w:szCs w:val="22"/>
         </w:rPr>
       </w:pPr>
-      <w:bookmarkStart w:colFirst="0" w:colLast="0" w:name="_2kkyup7at5vr" w:id="0"/>
+      <w:bookmarkStart w:colFirst="0" w:colLast="0" w:name="_adzpuhenarcl" w:id="0"/>
       <w:bookmarkEnd w:id="0"/>
       <w:r>
         <w:rPr>
@@ -4262,7 +4266,7 @@
           <w:szCs w:val="22"/>
         </w:rPr>
       </w:pPr>
-      <w:bookmarkStart w:colFirst="0" w:colLast="0" w:name="_qdcu51415ztl" w:id="1"/>
+      <w:bookmarkStart w:colFirst="0" w:colLast="0" w:name="_ebgt2gsr61gv" w:id="1"/>
       <w:bookmarkEnd w:id="1"/>
       <w:r>
         <w:rPr>

--- a/T1_Template_Spot-Check_Summary.docx
+++ b/T1_Template_Spot-Check_Summary.docx
@@ -184,8 +184,12 @@
             </w:pPr>
             <w:r>
               <w:rPr>
-                <w:rtl w:val="0"/>
-              </w:rPr>
+                <w:rFonts w:ascii="Arial" w:cs="Arial" w:eastAsia="Arial" w:hAnsi="Arial"/>
+                <w:sz w:val="22"/>
+                <w:szCs w:val="22"/>
+                <w:rtl w:val="0"/>
+              </w:rPr>
+              <w:t xml:space="preserve">00275602</w:t>
             </w:r>
           </w:p>
         </w:tc>
@@ -384,7 +388,7 @@
           <w:szCs w:val="22"/>
         </w:rPr>
       </w:pPr>
-      <w:bookmarkStart w:colFirst="0" w:colLast="0" w:name="_adzpuhenarcl" w:id="0"/>
+      <w:bookmarkStart w:colFirst="0" w:colLast="0" w:name="_1gb9cdi8emeg" w:id="0"/>
       <w:bookmarkEnd w:id="0"/>
       <w:r>
         <w:rPr>
@@ -4253,7 +4257,7 @@
           <w:szCs w:val="22"/>
           <w:rtl w:val="0"/>
         </w:rPr>
-        <w:t xml:space="preserve">O grupo utilizou o assistente Claude (Anthropic), por meio do Claude Code, como apoio na revisão do código e da metodologia. Ele ajudou a identificar problemas como a ordem entre padronização e SMOTE, a codificação de atributos categóricos armazenados como inteiros e a incompatibilidade com o pandas 3, e sugeriu alternativas como o SMOTENC. Também foi usado na conversão do script para notebook e na redação de rascunhos deste relatório. Todas as sugestões foram revisadas, testadas e validadas pelo grupo, que compreende e é capaz de justificar as decisões e os resultados apresentados.</w:t>
+        <w:t xml:space="preserve">O grupo utilizou o assistente Claude (Anthropic), por meio do Claude Code, como apoio na escrita e revisão do código e da metodologia. Ele ajudou a identificar problemas como a ordem entre padronização e SMOTE, a codificação de atributos categóricos armazenados como inteiros e a incompatibilidade com o pandas 3, e sugeriu alternativas como o SMOTENC. Também foi usado na conversão do script para notebook e na redação de rascunhos deste relatório. Todas as sugestões foram revisadas, testadas e validadas pelo grupo, que compreende e é capaz de justificar as decisões e os resultados apresentados.</w:t>
       </w:r>
     </w:p>
     <w:p>
@@ -4266,7 +4270,7 @@
           <w:szCs w:val="22"/>
         </w:rPr>
       </w:pPr>
-      <w:bookmarkStart w:colFirst="0" w:colLast="0" w:name="_ebgt2gsr61gv" w:id="1"/>
+      <w:bookmarkStart w:colFirst="0" w:colLast="0" w:name="_xnqs5q4h5nj" w:id="1"/>
       <w:bookmarkEnd w:id="1"/>
       <w:r>
         <w:rPr>
